--- a/tutorial/BCD_Math_Routines_Tutorial.docx
+++ b/tutorial/BCD_Math_Routines_Tutorial.docx
@@ -43,7 +43,7 @@
     </w:p>
     <w:p>
       <w:pPr>
-        <w:shd w:fill="F2F2F2" w:val="clear"/>
+        <w:shd w:fill="F0F0E8" w:val="clear"/>
         <w:spacing w:after="0"/>
       </w:pPr>
       <w:r>
@@ -57,7 +57,7 @@
     </w:p>
     <w:p>
       <w:pPr>
-        <w:shd w:fill="F2F2F2" w:val="clear"/>
+        <w:shd w:fill="F0F0E8" w:val="clear"/>
         <w:spacing w:after="0"/>
       </w:pPr>
       <w:r>
@@ -71,7 +71,7 @@
     </w:p>
     <w:p>
       <w:pPr>
-        <w:shd w:fill="F2F2F2" w:val="clear"/>
+        <w:shd w:fill="F0F0E8" w:val="clear"/>
         <w:spacing w:after="0"/>
       </w:pPr>
       <w:r>
@@ -85,7 +85,7 @@
     </w:p>
     <w:p>
       <w:pPr>
-        <w:shd w:fill="F2F2F2" w:val="clear"/>
+        <w:shd w:fill="F0F0E8" w:val="clear"/>
         <w:spacing w:after="0"/>
       </w:pPr>
       <w:r>
@@ -99,7 +99,7 @@
     </w:p>
     <w:p>
       <w:pPr>
-        <w:shd w:fill="F2F2F2" w:val="clear"/>
+        <w:shd w:fill="F0F0E8" w:val="clear"/>
         <w:spacing w:after="0"/>
       </w:pPr>
       <w:r>
@@ -230,7 +230,7 @@
               <w:bottom w:val="single" w:color="AAAAAA" w:sz="2"/>
               <w:right w:val="single" w:color="AAAAAA" w:sz="2"/>
             </w:tcBorders>
-            <w:shd w:fill="2E74B5" w:val="clear"/>
+            <w:shd w:fill="D4D0C8" w:val="clear"/>
             <w:tcMar>
               <w:top w:type="dxa" w:w="80"/>
               <w:left w:type="dxa" w:w="120"/>
@@ -243,7 +243,6 @@
               <w:rPr>
                 <w:b/>
                 <w:bCs/>
-                <w:color w:val="FFFFFF"/>
               </w:rPr>
               <w:t xml:space="preserve">Instruction</w:t>
             </w:r>
@@ -258,7 +257,7 @@
               <w:bottom w:val="single" w:color="AAAAAA" w:sz="2"/>
               <w:right w:val="single" w:color="AAAAAA" w:sz="2"/>
             </w:tcBorders>
-            <w:shd w:fill="2E74B5" w:val="clear"/>
+            <w:shd w:fill="D4D0C8" w:val="clear"/>
             <w:tcMar>
               <w:top w:type="dxa" w:w="80"/>
               <w:left w:type="dxa" w:w="120"/>
@@ -271,7 +270,6 @@
               <w:rPr>
                 <w:b/>
                 <w:bCs/>
-                <w:color w:val="FFFFFF"/>
               </w:rPr>
               <w:t xml:space="preserve">What it does</w:t>
             </w:r>
@@ -556,7 +554,7 @@
               <w:bottom w:val="single" w:color="AAAAAA" w:sz="2"/>
               <w:right w:val="single" w:color="AAAAAA" w:sz="2"/>
             </w:tcBorders>
-            <w:shd w:fill="2E74B5" w:val="clear"/>
+            <w:shd w:fill="D4D0C8" w:val="clear"/>
             <w:tcMar>
               <w:top w:type="dxa" w:w="80"/>
               <w:left w:type="dxa" w:w="120"/>
@@ -569,7 +567,6 @@
               <w:rPr>
                 <w:b/>
                 <w:bCs/>
-                <w:color w:val="FFFFFF"/>
               </w:rPr>
               <w:t xml:space="preserve">STAGE</w:t>
             </w:r>
@@ -584,7 +581,7 @@
               <w:bottom w:val="single" w:color="AAAAAA" w:sz="2"/>
               <w:right w:val="single" w:color="AAAAAA" w:sz="2"/>
             </w:tcBorders>
-            <w:shd w:fill="2E74B5" w:val="clear"/>
+            <w:shd w:fill="D4D0C8" w:val="clear"/>
             <w:tcMar>
               <w:top w:type="dxa" w:w="80"/>
               <w:left w:type="dxa" w:w="120"/>
@@ -597,7 +594,6 @@
               <w:rPr>
                 <w:b/>
                 <w:bCs/>
-                <w:color w:val="FFFFFF"/>
               </w:rPr>
               <w:t xml:space="preserve">The program is...</w:t>
             </w:r>
@@ -1001,7 +997,7 @@
     </w:p>
     <w:p>
       <w:pPr>
-        <w:shd w:fill="F2F2F2" w:val="clear"/>
+        <w:shd w:fill="F0F0E8" w:val="clear"/>
         <w:spacing w:after="0"/>
       </w:pPr>
       <w:r>
@@ -1015,7 +1011,7 @@
     </w:p>
     <w:p>
       <w:pPr>
-        <w:shd w:fill="F2F2F2" w:val="clear"/>
+        <w:shd w:fill="F0F0E8" w:val="clear"/>
         <w:spacing w:after="0"/>
       </w:pPr>
       <w:r>
@@ -1029,7 +1025,7 @@
     </w:p>
     <w:p>
       <w:pPr>
-        <w:shd w:fill="F2F2F2" w:val="clear"/>
+        <w:shd w:fill="F0F0E8" w:val="clear"/>
         <w:spacing w:after="0"/>
       </w:pPr>
       <w:r>
@@ -1043,7 +1039,7 @@
     </w:p>
     <w:p>
       <w:pPr>
-        <w:shd w:fill="F2F2F2" w:val="clear"/>
+        <w:shd w:fill="F0F0E8" w:val="clear"/>
         <w:spacing w:after="0"/>
       </w:pPr>
       <w:r>
@@ -1057,7 +1053,7 @@
     </w:p>
     <w:p>
       <w:pPr>
-        <w:shd w:fill="F2F2F2" w:val="clear"/>
+        <w:shd w:fill="F0F0E8" w:val="clear"/>
         <w:spacing w:after="0"/>
       </w:pPr>
       <w:r>
@@ -1071,7 +1067,7 @@
     </w:p>
     <w:p>
       <w:pPr>
-        <w:shd w:fill="F2F2F2" w:val="clear"/>
+        <w:shd w:fill="F0F0E8" w:val="clear"/>
         <w:spacing w:after="0"/>
       </w:pPr>
       <w:r>
@@ -1085,7 +1081,7 @@
     </w:p>
     <w:p>
       <w:pPr>
-        <w:shd w:fill="F2F2F2" w:val="clear"/>
+        <w:shd w:fill="F0F0E8" w:val="clear"/>
         <w:spacing w:after="0"/>
       </w:pPr>
       <w:r>
@@ -1099,7 +1095,7 @@
     </w:p>
     <w:p>
       <w:pPr>
-        <w:shd w:fill="F2F2F2" w:val="clear"/>
+        <w:shd w:fill="F0F0E8" w:val="clear"/>
         <w:spacing w:after="0"/>
       </w:pPr>
       <w:r>
@@ -1113,7 +1109,7 @@
     </w:p>
     <w:p>
       <w:pPr>
-        <w:shd w:fill="F2F2F2" w:val="clear"/>
+        <w:shd w:fill="F0F0E8" w:val="clear"/>
         <w:spacing w:after="0"/>
       </w:pPr>
       <w:r>
@@ -1127,7 +1123,7 @@
     </w:p>
     <w:p>
       <w:pPr>
-        <w:shd w:fill="F2F2F2" w:val="clear"/>
+        <w:shd w:fill="F0F0E8" w:val="clear"/>
         <w:spacing w:after="0"/>
       </w:pPr>
       <w:r>
@@ -1141,7 +1137,7 @@
     </w:p>
     <w:p>
       <w:pPr>
-        <w:shd w:fill="F2F2F2" w:val="clear"/>
+        <w:shd w:fill="F0F0E8" w:val="clear"/>
         <w:spacing w:after="0"/>
       </w:pPr>
       <w:r>
@@ -1155,7 +1151,7 @@
     </w:p>
     <w:p>
       <w:pPr>
-        <w:shd w:fill="F2F2F2" w:val="clear"/>
+        <w:shd w:fill="F0F0E8" w:val="clear"/>
         <w:spacing w:after="0"/>
       </w:pPr>
       <w:r>
@@ -1201,7 +1197,7 @@
     </w:p>
     <w:p>
       <w:pPr>
-        <w:shd w:fill="F2F2F2" w:val="clear"/>
+        <w:shd w:fill="F0F0E8" w:val="clear"/>
         <w:spacing w:after="0"/>
       </w:pPr>
       <w:r>
@@ -1215,7 +1211,7 @@
     </w:p>
     <w:p>
       <w:pPr>
-        <w:shd w:fill="F2F2F2" w:val="clear"/>
+        <w:shd w:fill="F0F0E8" w:val="clear"/>
         <w:spacing w:after="0"/>
       </w:pPr>
       <w:r>
@@ -1229,7 +1225,7 @@
     </w:p>
     <w:p>
       <w:pPr>
-        <w:shd w:fill="F2F2F2" w:val="clear"/>
+        <w:shd w:fill="F0F0E8" w:val="clear"/>
         <w:spacing w:after="0"/>
       </w:pPr>
       <w:r>
@@ -1243,7 +1239,7 @@
     </w:p>
     <w:p>
       <w:pPr>
-        <w:shd w:fill="F2F2F2" w:val="clear"/>
+        <w:shd w:fill="F0F0E8" w:val="clear"/>
         <w:spacing w:after="0"/>
       </w:pPr>
       <w:r>
@@ -1257,7 +1253,7 @@
     </w:p>
     <w:p>
       <w:pPr>
-        <w:shd w:fill="F2F2F2" w:val="clear"/>
+        <w:shd w:fill="F0F0E8" w:val="clear"/>
         <w:spacing w:after="0"/>
       </w:pPr>
       <w:r>
@@ -1303,7 +1299,7 @@
     </w:p>
     <w:p>
       <w:pPr>
-        <w:shd w:fill="F2F2F2" w:val="clear"/>
+        <w:shd w:fill="F0F0E8" w:val="clear"/>
         <w:spacing w:after="0"/>
       </w:pPr>
       <w:r>
@@ -1317,7 +1313,7 @@
     </w:p>
     <w:p>
       <w:pPr>
-        <w:shd w:fill="F2F2F2" w:val="clear"/>
+        <w:shd w:fill="F0F0E8" w:val="clear"/>
         <w:spacing w:after="0"/>
       </w:pPr>
       <w:r>
@@ -1331,7 +1327,7 @@
     </w:p>
     <w:p>
       <w:pPr>
-        <w:shd w:fill="F2F2F2" w:val="clear"/>
+        <w:shd w:fill="F0F0E8" w:val="clear"/>
         <w:spacing w:after="0"/>
       </w:pPr>
       <w:r>
@@ -1345,7 +1341,7 @@
     </w:p>
     <w:p>
       <w:pPr>
-        <w:shd w:fill="F2F2F2" w:val="clear"/>
+        <w:shd w:fill="F0F0E8" w:val="clear"/>
         <w:spacing w:after="0"/>
       </w:pPr>
       <w:r>
@@ -1359,7 +1355,7 @@
     </w:p>
     <w:p>
       <w:pPr>
-        <w:shd w:fill="F2F2F2" w:val="clear"/>
+        <w:shd w:fill="F0F0E8" w:val="clear"/>
         <w:spacing w:after="0"/>
       </w:pPr>
       <w:r>
@@ -1397,7 +1393,7 @@
     </w:p>
     <w:p>
       <w:pPr>
-        <w:shd w:fill="F2F2F2" w:val="clear"/>
+        <w:shd w:fill="F0F0E8" w:val="clear"/>
         <w:spacing w:after="0"/>
       </w:pPr>
       <w:r>
@@ -1411,7 +1407,7 @@
     </w:p>
     <w:p>
       <w:pPr>
-        <w:shd w:fill="F2F2F2" w:val="clear"/>
+        <w:shd w:fill="F0F0E8" w:val="clear"/>
         <w:spacing w:after="0"/>
       </w:pPr>
       <w:r>
@@ -1425,7 +1421,7 @@
     </w:p>
     <w:p>
       <w:pPr>
-        <w:shd w:fill="F2F2F2" w:val="clear"/>
+        <w:shd w:fill="F0F0E8" w:val="clear"/>
         <w:spacing w:after="0"/>
       </w:pPr>
       <w:r>
@@ -1439,7 +1435,7 @@
     </w:p>
     <w:p>
       <w:pPr>
-        <w:shd w:fill="F2F2F2" w:val="clear"/>
+        <w:shd w:fill="F0F0E8" w:val="clear"/>
         <w:spacing w:after="0"/>
       </w:pPr>
       <w:r>
@@ -1453,7 +1449,7 @@
     </w:p>
     <w:p>
       <w:pPr>
-        <w:shd w:fill="F2F2F2" w:val="clear"/>
+        <w:shd w:fill="F0F0E8" w:val="clear"/>
         <w:spacing w:after="0"/>
       </w:pPr>
       <w:r>
@@ -1467,7 +1463,7 @@
     </w:p>
     <w:p>
       <w:pPr>
-        <w:shd w:fill="F2F2F2" w:val="clear"/>
+        <w:shd w:fill="F0F0E8" w:val="clear"/>
         <w:spacing w:after="0"/>
       </w:pPr>
       <w:r>
@@ -1481,7 +1477,7 @@
     </w:p>
     <w:p>
       <w:pPr>
-        <w:shd w:fill="F2F2F2" w:val="clear"/>
+        <w:shd w:fill="F0F0E8" w:val="clear"/>
         <w:spacing w:after="0"/>
       </w:pPr>
       <w:r>
@@ -1495,7 +1491,7 @@
     </w:p>
     <w:p>
       <w:pPr>
-        <w:shd w:fill="F2F2F2" w:val="clear"/>
+        <w:shd w:fill="F0F0E8" w:val="clear"/>
         <w:spacing w:after="0"/>
       </w:pPr>
       <w:r>
@@ -1509,7 +1505,7 @@
     </w:p>
     <w:p>
       <w:pPr>
-        <w:shd w:fill="F2F2F2" w:val="clear"/>
+        <w:shd w:fill="F0F0E8" w:val="clear"/>
         <w:spacing w:after="0"/>
       </w:pPr>
       <w:r>
@@ -1523,7 +1519,7 @@
     </w:p>
     <w:p>
       <w:pPr>
-        <w:shd w:fill="F2F2F2" w:val="clear"/>
+        <w:shd w:fill="F0F0E8" w:val="clear"/>
         <w:spacing w:after="0"/>
       </w:pPr>
       <w:r>
@@ -1537,7 +1533,7 @@
     </w:p>
     <w:p>
       <w:pPr>
-        <w:shd w:fill="F2F2F2" w:val="clear"/>
+        <w:shd w:fill="F0F0E8" w:val="clear"/>
         <w:spacing w:after="0"/>
       </w:pPr>
       <w:r>
@@ -1551,7 +1547,7 @@
     </w:p>
     <w:p>
       <w:pPr>
-        <w:shd w:fill="F2F2F2" w:val="clear"/>
+        <w:shd w:fill="F0F0E8" w:val="clear"/>
         <w:spacing w:after="0"/>
       </w:pPr>
       <w:r>
@@ -1597,7 +1593,7 @@
     </w:p>
     <w:p>
       <w:pPr>
-        <w:shd w:fill="F2F2F2" w:val="clear"/>
+        <w:shd w:fill="F0F0E8" w:val="clear"/>
         <w:spacing w:after="0"/>
       </w:pPr>
       <w:r>
@@ -1611,7 +1607,7 @@
     </w:p>
     <w:p>
       <w:pPr>
-        <w:shd w:fill="F2F2F2" w:val="clear"/>
+        <w:shd w:fill="F0F0E8" w:val="clear"/>
         <w:spacing w:after="0"/>
       </w:pPr>
       <w:r>
@@ -1625,7 +1621,7 @@
     </w:p>
     <w:p>
       <w:pPr>
-        <w:shd w:fill="F2F2F2" w:val="clear"/>
+        <w:shd w:fill="F0F0E8" w:val="clear"/>
         <w:spacing w:after="0"/>
       </w:pPr>
       <w:r>
@@ -1639,7 +1635,7 @@
     </w:p>
     <w:p>
       <w:pPr>
-        <w:shd w:fill="F2F2F2" w:val="clear"/>
+        <w:shd w:fill="F0F0E8" w:val="clear"/>
         <w:spacing w:after="0"/>
       </w:pPr>
       <w:r>
@@ -1653,7 +1649,7 @@
     </w:p>
     <w:p>
       <w:pPr>
-        <w:shd w:fill="F2F2F2" w:val="clear"/>
+        <w:shd w:fill="F0F0E8" w:val="clear"/>
         <w:spacing w:after="0"/>
       </w:pPr>
       <w:r>
@@ -1667,7 +1663,7 @@
     </w:p>
     <w:p>
       <w:pPr>
-        <w:shd w:fill="F2F2F2" w:val="clear"/>
+        <w:shd w:fill="F0F0E8" w:val="clear"/>
         <w:spacing w:after="0"/>
       </w:pPr>
       <w:r>
@@ -1681,7 +1677,7 @@
     </w:p>
     <w:p>
       <w:pPr>
-        <w:shd w:fill="F2F2F2" w:val="clear"/>
+        <w:shd w:fill="F0F0E8" w:val="clear"/>
         <w:spacing w:after="0"/>
       </w:pPr>
       <w:r>
@@ -1695,7 +1691,7 @@
     </w:p>
     <w:p>
       <w:pPr>
-        <w:shd w:fill="F2F2F2" w:val="clear"/>
+        <w:shd w:fill="F0F0E8" w:val="clear"/>
         <w:spacing w:after="0"/>
       </w:pPr>
       <w:r>
@@ -1709,7 +1705,7 @@
     </w:p>
     <w:p>
       <w:pPr>
-        <w:shd w:fill="F2F2F2" w:val="clear"/>
+        <w:shd w:fill="F0F0E8" w:val="clear"/>
         <w:spacing w:after="0"/>
       </w:pPr>
       <w:r>
@@ -1723,7 +1719,7 @@
     </w:p>
     <w:p>
       <w:pPr>
-        <w:shd w:fill="F2F2F2" w:val="clear"/>
+        <w:shd w:fill="F0F0E8" w:val="clear"/>
         <w:spacing w:after="0"/>
       </w:pPr>
       <w:r>
@@ -1769,7 +1765,7 @@
     </w:p>
     <w:p>
       <w:pPr>
-        <w:shd w:fill="F2F2F2" w:val="clear"/>
+        <w:shd w:fill="F0F0E8" w:val="clear"/>
         <w:spacing w:after="0"/>
       </w:pPr>
       <w:r>
@@ -1783,7 +1779,7 @@
     </w:p>
     <w:p>
       <w:pPr>
-        <w:shd w:fill="F2F2F2" w:val="clear"/>
+        <w:shd w:fill="F0F0E8" w:val="clear"/>
         <w:spacing w:after="0"/>
       </w:pPr>
       <w:r>
@@ -1797,7 +1793,7 @@
     </w:p>
     <w:p>
       <w:pPr>
-        <w:shd w:fill="F2F2F2" w:val="clear"/>
+        <w:shd w:fill="F0F0E8" w:val="clear"/>
         <w:spacing w:after="0"/>
       </w:pPr>
       <w:r>
@@ -1811,7 +1807,7 @@
     </w:p>
     <w:p>
       <w:pPr>
-        <w:shd w:fill="F2F2F2" w:val="clear"/>
+        <w:shd w:fill="F0F0E8" w:val="clear"/>
         <w:spacing w:after="0"/>
       </w:pPr>
       <w:r>
@@ -1825,7 +1821,7 @@
     </w:p>
     <w:p>
       <w:pPr>
-        <w:shd w:fill="F2F2F2" w:val="clear"/>
+        <w:shd w:fill="F0F0E8" w:val="clear"/>
         <w:spacing w:after="0"/>
       </w:pPr>
       <w:r>
@@ -1839,7 +1835,7 @@
     </w:p>
     <w:p>
       <w:pPr>
-        <w:shd w:fill="F2F2F2" w:val="clear"/>
+        <w:shd w:fill="F0F0E8" w:val="clear"/>
         <w:spacing w:after="0"/>
       </w:pPr>
       <w:r>
@@ -1853,7 +1849,7 @@
     </w:p>
     <w:p>
       <w:pPr>
-        <w:shd w:fill="F2F2F2" w:val="clear"/>
+        <w:shd w:fill="F0F0E8" w:val="clear"/>
         <w:spacing w:after="0"/>
       </w:pPr>
       <w:r>
@@ -1867,7 +1863,7 @@
     </w:p>
     <w:p>
       <w:pPr>
-        <w:shd w:fill="F2F2F2" w:val="clear"/>
+        <w:shd w:fill="F0F0E8" w:val="clear"/>
         <w:spacing w:after="0"/>
       </w:pPr>
       <w:r>
@@ -1881,7 +1877,7 @@
     </w:p>
     <w:p>
       <w:pPr>
-        <w:shd w:fill="F2F2F2" w:val="clear"/>
+        <w:shd w:fill="F0F0E8" w:val="clear"/>
         <w:spacing w:after="0"/>
       </w:pPr>
       <w:r>
@@ -1895,7 +1891,7 @@
     </w:p>
     <w:p>
       <w:pPr>
-        <w:shd w:fill="F2F2F2" w:val="clear"/>
+        <w:shd w:fill="F0F0E8" w:val="clear"/>
         <w:spacing w:after="0"/>
       </w:pPr>
       <w:r>
@@ -1909,7 +1905,7 @@
     </w:p>
     <w:p>
       <w:pPr>
-        <w:shd w:fill="F2F2F2" w:val="clear"/>
+        <w:shd w:fill="F0F0E8" w:val="clear"/>
         <w:spacing w:after="0"/>
       </w:pPr>
       <w:r>
@@ -1923,7 +1919,7 @@
     </w:p>
     <w:p>
       <w:pPr>
-        <w:shd w:fill="F2F2F2" w:val="clear"/>
+        <w:shd w:fill="F0F0E8" w:val="clear"/>
         <w:spacing w:after="0"/>
       </w:pPr>
       <w:r>
@@ -1937,7 +1933,7 @@
     </w:p>
     <w:p>
       <w:pPr>
-        <w:shd w:fill="F2F2F2" w:val="clear"/>
+        <w:shd w:fill="F0F0E8" w:val="clear"/>
         <w:spacing w:after="0"/>
       </w:pPr>
       <w:r>
@@ -1951,7 +1947,7 @@
     </w:p>
     <w:p>
       <w:pPr>
-        <w:shd w:fill="F2F2F2" w:val="clear"/>
+        <w:shd w:fill="F0F0E8" w:val="clear"/>
         <w:spacing w:after="0"/>
       </w:pPr>
       <w:r>
@@ -1965,7 +1961,7 @@
     </w:p>
     <w:p>
       <w:pPr>
-        <w:shd w:fill="F2F2F2" w:val="clear"/>
+        <w:shd w:fill="F0F0E8" w:val="clear"/>
         <w:spacing w:after="0"/>
       </w:pPr>
       <w:r>
@@ -2039,7 +2035,7 @@
               <w:bottom w:val="single" w:color="AAAAAA" w:sz="2"/>
               <w:right w:val="single" w:color="AAAAAA" w:sz="2"/>
             </w:tcBorders>
-            <w:shd w:fill="2E74B5" w:val="clear"/>
+            <w:shd w:fill="D4D0C8" w:val="clear"/>
             <w:tcMar>
               <w:top w:type="dxa" w:w="80"/>
               <w:left w:type="dxa" w:w="120"/>
@@ -2052,7 +2048,6 @@
               <w:rPr>
                 <w:b/>
                 <w:bCs/>
-                <w:color w:val="FFFFFF"/>
               </w:rPr>
               <w:t xml:space="preserve">Expression</w:t>
             </w:r>
@@ -2067,7 +2062,7 @@
               <w:bottom w:val="single" w:color="AAAAAA" w:sz="2"/>
               <w:right w:val="single" w:color="AAAAAA" w:sz="2"/>
             </w:tcBorders>
-            <w:shd w:fill="2E74B5" w:val="clear"/>
+            <w:shd w:fill="D4D0C8" w:val="clear"/>
             <w:tcMar>
               <w:top w:type="dxa" w:w="80"/>
               <w:left w:type="dxa" w:w="120"/>
@@ -2080,7 +2075,6 @@
               <w:rPr>
                 <w:b/>
                 <w:bCs/>
-                <w:color w:val="FFFFFF"/>
               </w:rPr>
               <w:t xml:space="preserve">Result</w:t>
             </w:r>
@@ -2095,7 +2089,7 @@
               <w:bottom w:val="single" w:color="AAAAAA" w:sz="2"/>
               <w:right w:val="single" w:color="AAAAAA" w:sz="2"/>
             </w:tcBorders>
-            <w:shd w:fill="2E74B5" w:val="clear"/>
+            <w:shd w:fill="D4D0C8" w:val="clear"/>
             <w:tcMar>
               <w:top w:type="dxa" w:w="80"/>
               <w:left w:type="dxa" w:w="120"/>
@@ -2108,7 +2102,6 @@
               <w:rPr>
                 <w:b/>
                 <w:bCs/>
-                <w:color w:val="FFFFFF"/>
               </w:rPr>
               <w:t xml:space="preserve">Why</w:t>
             </w:r>
@@ -2870,7 +2863,7 @@
     </w:p>
     <w:p>
       <w:pPr>
-        <w:shd w:fill="F2F2F2" w:val="clear"/>
+        <w:shd w:fill="F0F0E8" w:val="clear"/>
         <w:spacing w:after="0"/>
       </w:pPr>
       <w:r>
@@ -2884,7 +2877,7 @@
     </w:p>
     <w:p>
       <w:pPr>
-        <w:shd w:fill="F2F2F2" w:val="clear"/>
+        <w:shd w:fill="F0F0E8" w:val="clear"/>
         <w:spacing w:after="0"/>
       </w:pPr>
       <w:r>
@@ -2898,7 +2891,7 @@
     </w:p>
     <w:p>
       <w:pPr>
-        <w:shd w:fill="F2F2F2" w:val="clear"/>
+        <w:shd w:fill="F0F0E8" w:val="clear"/>
         <w:spacing w:after="0"/>
       </w:pPr>
       <w:r>
@@ -2912,7 +2905,7 @@
     </w:p>
     <w:p>
       <w:pPr>
-        <w:shd w:fill="F2F2F2" w:val="clear"/>
+        <w:shd w:fill="F0F0E8" w:val="clear"/>
         <w:spacing w:after="0"/>
       </w:pPr>
       <w:r>
@@ -2926,7 +2919,7 @@
     </w:p>
     <w:p>
       <w:pPr>
-        <w:shd w:fill="F2F2F2" w:val="clear"/>
+        <w:shd w:fill="F0F0E8" w:val="clear"/>
         <w:spacing w:after="0"/>
       </w:pPr>
       <w:r>
@@ -2940,7 +2933,7 @@
     </w:p>
     <w:p>
       <w:pPr>
-        <w:shd w:fill="F2F2F2" w:val="clear"/>
+        <w:shd w:fill="F0F0E8" w:val="clear"/>
         <w:spacing w:after="0"/>
       </w:pPr>
       <w:r>
@@ -2954,7 +2947,7 @@
     </w:p>
     <w:p>
       <w:pPr>
-        <w:shd w:fill="F2F2F2" w:val="clear"/>
+        <w:shd w:fill="F0F0E8" w:val="clear"/>
         <w:spacing w:after="0"/>
       </w:pPr>
       <w:r>
@@ -2968,7 +2961,7 @@
     </w:p>
     <w:p>
       <w:pPr>
-        <w:shd w:fill="F2F2F2" w:val="clear"/>
+        <w:shd w:fill="F0F0E8" w:val="clear"/>
         <w:spacing w:after="0"/>
       </w:pPr>
       <w:r>
@@ -2982,7 +2975,7 @@
     </w:p>
     <w:p>
       <w:pPr>
-        <w:shd w:fill="F2F2F2" w:val="clear"/>
+        <w:shd w:fill="F0F0E8" w:val="clear"/>
         <w:spacing w:after="0"/>
       </w:pPr>
       <w:r>
@@ -2996,7 +2989,7 @@
     </w:p>
     <w:p>
       <w:pPr>
-        <w:shd w:fill="F2F2F2" w:val="clear"/>
+        <w:shd w:fill="F0F0E8" w:val="clear"/>
         <w:spacing w:after="0"/>
       </w:pPr>
       <w:r>
@@ -3010,7 +3003,7 @@
     </w:p>
     <w:p>
       <w:pPr>
-        <w:shd w:fill="F2F2F2" w:val="clear"/>
+        <w:shd w:fill="F0F0E8" w:val="clear"/>
         <w:spacing w:after="0"/>
       </w:pPr>
       <w:r>
@@ -3024,7 +3017,7 @@
     </w:p>
     <w:p>
       <w:pPr>
-        <w:shd w:fill="F2F2F2" w:val="clear"/>
+        <w:shd w:fill="F0F0E8" w:val="clear"/>
         <w:spacing w:after="0"/>
       </w:pPr>
       <w:r>
@@ -3038,7 +3031,7 @@
     </w:p>
     <w:p>
       <w:pPr>
-        <w:shd w:fill="F2F2F2" w:val="clear"/>
+        <w:shd w:fill="F0F0E8" w:val="clear"/>
         <w:spacing w:after="0"/>
       </w:pPr>
       <w:r>
@@ -3052,7 +3045,7 @@
     </w:p>
     <w:p>
       <w:pPr>
-        <w:shd w:fill="F2F2F2" w:val="clear"/>
+        <w:shd w:fill="F0F0E8" w:val="clear"/>
         <w:spacing w:after="0"/>
       </w:pPr>
       <w:r>
@@ -3066,7 +3059,7 @@
     </w:p>
     <w:p>
       <w:pPr>
-        <w:shd w:fill="F2F2F2" w:val="clear"/>
+        <w:shd w:fill="F0F0E8" w:val="clear"/>
         <w:spacing w:after="0"/>
       </w:pPr>
       <w:r>
@@ -3080,7 +3073,7 @@
     </w:p>
     <w:p>
       <w:pPr>
-        <w:shd w:fill="F2F2F2" w:val="clear"/>
+        <w:shd w:fill="F0F0E8" w:val="clear"/>
         <w:spacing w:after="0"/>
       </w:pPr>
       <w:r>
@@ -3094,7 +3087,7 @@
     </w:p>
     <w:p>
       <w:pPr>
-        <w:shd w:fill="F2F2F2" w:val="clear"/>
+        <w:shd w:fill="F0F0E8" w:val="clear"/>
         <w:spacing w:after="0"/>
       </w:pPr>
       <w:r>
@@ -3108,7 +3101,7 @@
     </w:p>
     <w:p>
       <w:pPr>
-        <w:shd w:fill="F2F2F2" w:val="clear"/>
+        <w:shd w:fill="F0F0E8" w:val="clear"/>
         <w:spacing w:after="0"/>
       </w:pPr>
       <w:r>
@@ -3122,7 +3115,7 @@
     </w:p>
     <w:p>
       <w:pPr>
-        <w:shd w:fill="F2F2F2" w:val="clear"/>
+        <w:shd w:fill="F0F0E8" w:val="clear"/>
         <w:spacing w:after="0"/>
       </w:pPr>
       <w:r>
@@ -3136,7 +3129,7 @@
     </w:p>
     <w:p>
       <w:pPr>
-        <w:shd w:fill="F2F2F2" w:val="clear"/>
+        <w:shd w:fill="F0F0E8" w:val="clear"/>
         <w:spacing w:after="0"/>
       </w:pPr>
       <w:r>
@@ -3150,7 +3143,7 @@
     </w:p>
     <w:p>
       <w:pPr>
-        <w:shd w:fill="F2F2F2" w:val="clear"/>
+        <w:shd w:fill="F0F0E8" w:val="clear"/>
         <w:spacing w:after="0"/>
       </w:pPr>
       <w:r>
@@ -3164,7 +3157,7 @@
     </w:p>
     <w:p>
       <w:pPr>
-        <w:shd w:fill="F2F2F2" w:val="clear"/>
+        <w:shd w:fill="F0F0E8" w:val="clear"/>
         <w:spacing w:after="0"/>
       </w:pPr>
       <w:r>
@@ -3178,7 +3171,7 @@
     </w:p>
     <w:p>
       <w:pPr>
-        <w:shd w:fill="F2F2F2" w:val="clear"/>
+        <w:shd w:fill="F0F0E8" w:val="clear"/>
         <w:spacing w:after="0"/>
       </w:pPr>
       <w:r>
@@ -3192,7 +3185,7 @@
     </w:p>
     <w:p>
       <w:pPr>
-        <w:shd w:fill="F2F2F2" w:val="clear"/>
+        <w:shd w:fill="F0F0E8" w:val="clear"/>
         <w:spacing w:after="0"/>
       </w:pPr>
       <w:r>
@@ -3206,7 +3199,7 @@
     </w:p>
     <w:p>
       <w:pPr>
-        <w:shd w:fill="F2F2F2" w:val="clear"/>
+        <w:shd w:fill="F0F0E8" w:val="clear"/>
         <w:spacing w:after="0"/>
       </w:pPr>
       <w:r>
@@ -3220,7 +3213,7 @@
     </w:p>
     <w:p>
       <w:pPr>
-        <w:shd w:fill="F2F2F2" w:val="clear"/>
+        <w:shd w:fill="F0F0E8" w:val="clear"/>
         <w:spacing w:after="0"/>
       </w:pPr>
       <w:r>
@@ -3234,7 +3227,7 @@
     </w:p>
     <w:p>
       <w:pPr>
-        <w:shd w:fill="F2F2F2" w:val="clear"/>
+        <w:shd w:fill="F0F0E8" w:val="clear"/>
         <w:spacing w:after="0"/>
       </w:pPr>
       <w:r>
@@ -3248,7 +3241,7 @@
     </w:p>
     <w:p>
       <w:pPr>
-        <w:shd w:fill="F2F2F2" w:val="clear"/>
+        <w:shd w:fill="F0F0E8" w:val="clear"/>
         <w:spacing w:after="0"/>
       </w:pPr>
       <w:r>
@@ -3262,7 +3255,7 @@
     </w:p>
     <w:p>
       <w:pPr>
-        <w:shd w:fill="F2F2F2" w:val="clear"/>
+        <w:shd w:fill="F0F0E8" w:val="clear"/>
         <w:spacing w:after="0"/>
       </w:pPr>
       <w:r>
@@ -3276,7 +3269,7 @@
     </w:p>
     <w:p>
       <w:pPr>
-        <w:shd w:fill="F2F2F2" w:val="clear"/>
+        <w:shd w:fill="F0F0E8" w:val="clear"/>
         <w:spacing w:after="0"/>
       </w:pPr>
       <w:r>
@@ -3290,7 +3283,7 @@
     </w:p>
     <w:p>
       <w:pPr>
-        <w:shd w:fill="F2F2F2" w:val="clear"/>
+        <w:shd w:fill="F0F0E8" w:val="clear"/>
         <w:spacing w:after="0"/>
       </w:pPr>
       <w:r>
@@ -3304,7 +3297,7 @@
     </w:p>
     <w:p>
       <w:pPr>
-        <w:shd w:fill="F2F2F2" w:val="clear"/>
+        <w:shd w:fill="F0F0E8" w:val="clear"/>
         <w:spacing w:after="0"/>
       </w:pPr>
       <w:r>
@@ -3318,7 +3311,7 @@
     </w:p>
     <w:p>
       <w:pPr>
-        <w:shd w:fill="F2F2F2" w:val="clear"/>
+        <w:shd w:fill="F0F0E8" w:val="clear"/>
         <w:spacing w:after="0"/>
       </w:pPr>
       <w:r>
@@ -3332,7 +3325,7 @@
     </w:p>
     <w:p>
       <w:pPr>
-        <w:shd w:fill="F2F2F2" w:val="clear"/>
+        <w:shd w:fill="F0F0E8" w:val="clear"/>
         <w:spacing w:after="0"/>
       </w:pPr>
       <w:r>
@@ -3346,7 +3339,7 @@
     </w:p>
     <w:p>
       <w:pPr>
-        <w:shd w:fill="F2F2F2" w:val="clear"/>
+        <w:shd w:fill="F0F0E8" w:val="clear"/>
         <w:spacing w:after="0"/>
       </w:pPr>
       <w:r>
@@ -3360,7 +3353,7 @@
     </w:p>
     <w:p>
       <w:pPr>
-        <w:shd w:fill="F2F2F2" w:val="clear"/>
+        <w:shd w:fill="F0F0E8" w:val="clear"/>
         <w:spacing w:after="0"/>
       </w:pPr>
       <w:r>
@@ -3374,7 +3367,7 @@
     </w:p>
     <w:p>
       <w:pPr>
-        <w:shd w:fill="F2F2F2" w:val="clear"/>
+        <w:shd w:fill="F0F0E8" w:val="clear"/>
         <w:spacing w:after="0"/>
       </w:pPr>
       <w:r>
@@ -3388,7 +3381,7 @@
     </w:p>
     <w:p>
       <w:pPr>
-        <w:shd w:fill="F2F2F2" w:val="clear"/>
+        <w:shd w:fill="F0F0E8" w:val="clear"/>
         <w:spacing w:after="0"/>
       </w:pPr>
       <w:r>
@@ -3402,7 +3395,7 @@
     </w:p>
     <w:p>
       <w:pPr>
-        <w:shd w:fill="F2F2F2" w:val="clear"/>
+        <w:shd w:fill="F0F0E8" w:val="clear"/>
         <w:spacing w:after="0"/>
       </w:pPr>
       <w:r>
@@ -3416,7 +3409,7 @@
     </w:p>
     <w:p>
       <w:pPr>
-        <w:shd w:fill="F2F2F2" w:val="clear"/>
+        <w:shd w:fill="F0F0E8" w:val="clear"/>
         <w:spacing w:after="0"/>
       </w:pPr>
       <w:r>
@@ -3430,7 +3423,7 @@
     </w:p>
     <w:p>
       <w:pPr>
-        <w:shd w:fill="F2F2F2" w:val="clear"/>
+        <w:shd w:fill="F0F0E8" w:val="clear"/>
         <w:spacing w:after="0"/>
       </w:pPr>
       <w:r>
@@ -3444,7 +3437,7 @@
     </w:p>
     <w:p>
       <w:pPr>
-        <w:shd w:fill="F2F2F2" w:val="clear"/>
+        <w:shd w:fill="F0F0E8" w:val="clear"/>
         <w:spacing w:after="0"/>
       </w:pPr>
       <w:r>
@@ -3458,7 +3451,7 @@
     </w:p>
     <w:p>
       <w:pPr>
-        <w:shd w:fill="F2F2F2" w:val="clear"/>
+        <w:shd w:fill="F0F0E8" w:val="clear"/>
         <w:spacing w:after="0"/>
       </w:pPr>
       <w:r>
@@ -3472,7 +3465,7 @@
     </w:p>
     <w:p>
       <w:pPr>
-        <w:shd w:fill="F2F2F2" w:val="clear"/>
+        <w:shd w:fill="F0F0E8" w:val="clear"/>
         <w:spacing w:after="0"/>
       </w:pPr>
       <w:r>
@@ -3486,7 +3479,7 @@
     </w:p>
     <w:p>
       <w:pPr>
-        <w:shd w:fill="F2F2F2" w:val="clear"/>
+        <w:shd w:fill="F0F0E8" w:val="clear"/>
         <w:spacing w:after="0"/>
       </w:pPr>
       <w:r>
@@ -3500,7 +3493,7 @@
     </w:p>
     <w:p>
       <w:pPr>
-        <w:shd w:fill="F2F2F2" w:val="clear"/>
+        <w:shd w:fill="F0F0E8" w:val="clear"/>
         <w:spacing w:after="0"/>
       </w:pPr>
       <w:r>
@@ -3514,7 +3507,7 @@
     </w:p>
     <w:p>
       <w:pPr>
-        <w:shd w:fill="F2F2F2" w:val="clear"/>
+        <w:shd w:fill="F0F0E8" w:val="clear"/>
         <w:spacing w:after="0"/>
       </w:pPr>
       <w:r>
@@ -3528,7 +3521,7 @@
     </w:p>
     <w:p>
       <w:pPr>
-        <w:shd w:fill="F2F2F2" w:val="clear"/>
+        <w:shd w:fill="F0F0E8" w:val="clear"/>
         <w:spacing w:after="0"/>
       </w:pPr>
       <w:r>
@@ -3542,7 +3535,7 @@
     </w:p>
     <w:p>
       <w:pPr>
-        <w:shd w:fill="F2F2F2" w:val="clear"/>
+        <w:shd w:fill="F0F0E8" w:val="clear"/>
         <w:spacing w:after="0"/>
       </w:pPr>
       <w:r>
@@ -3556,7 +3549,7 @@
     </w:p>
     <w:p>
       <w:pPr>
-        <w:shd w:fill="F2F2F2" w:val="clear"/>
+        <w:shd w:fill="F0F0E8" w:val="clear"/>
         <w:spacing w:after="0"/>
       </w:pPr>
       <w:r>
@@ -3570,7 +3563,7 @@
     </w:p>
     <w:p>
       <w:pPr>
-        <w:shd w:fill="F2F2F2" w:val="clear"/>
+        <w:shd w:fill="F0F0E8" w:val="clear"/>
         <w:spacing w:after="0"/>
       </w:pPr>
       <w:r>
@@ -3584,7 +3577,7 @@
     </w:p>
     <w:p>
       <w:pPr>
-        <w:shd w:fill="F2F2F2" w:val="clear"/>
+        <w:shd w:fill="F0F0E8" w:val="clear"/>
         <w:spacing w:after="0"/>
       </w:pPr>
       <w:r>
@@ -3598,7 +3591,7 @@
     </w:p>
     <w:p>
       <w:pPr>
-        <w:shd w:fill="F2F2F2" w:val="clear"/>
+        <w:shd w:fill="F0F0E8" w:val="clear"/>
         <w:spacing w:after="0"/>
       </w:pPr>
       <w:r>
@@ -3612,7 +3605,7 @@
     </w:p>
     <w:p>
       <w:pPr>
-        <w:shd w:fill="F2F2F2" w:val="clear"/>
+        <w:shd w:fill="F0F0E8" w:val="clear"/>
         <w:spacing w:after="0"/>
       </w:pPr>
       <w:r>
@@ -3626,7 +3619,7 @@
     </w:p>
     <w:p>
       <w:pPr>
-        <w:shd w:fill="F2F2F2" w:val="clear"/>
+        <w:shd w:fill="F0F0E8" w:val="clear"/>
         <w:spacing w:after="0"/>
       </w:pPr>
       <w:r>
@@ -3640,7 +3633,7 @@
     </w:p>
     <w:p>
       <w:pPr>
-        <w:shd w:fill="F2F2F2" w:val="clear"/>
+        <w:shd w:fill="F0F0E8" w:val="clear"/>
         <w:spacing w:after="0"/>
       </w:pPr>
       <w:r>
@@ -3654,7 +3647,7 @@
     </w:p>
     <w:p>
       <w:pPr>
-        <w:shd w:fill="F2F2F2" w:val="clear"/>
+        <w:shd w:fill="F0F0E8" w:val="clear"/>
         <w:spacing w:after="0"/>
       </w:pPr>
       <w:r>
@@ -3668,7 +3661,7 @@
     </w:p>
     <w:p>
       <w:pPr>
-        <w:shd w:fill="F2F2F2" w:val="clear"/>
+        <w:shd w:fill="F0F0E8" w:val="clear"/>
         <w:spacing w:after="0"/>
       </w:pPr>
       <w:r>
@@ -3682,7 +3675,7 @@
     </w:p>
     <w:p>
       <w:pPr>
-        <w:shd w:fill="F2F2F2" w:val="clear"/>
+        <w:shd w:fill="F0F0E8" w:val="clear"/>
         <w:spacing w:after="0"/>
       </w:pPr>
       <w:r>
@@ -3696,7 +3689,7 @@
     </w:p>
     <w:p>
       <w:pPr>
-        <w:shd w:fill="F2F2F2" w:val="clear"/>
+        <w:shd w:fill="F0F0E8" w:val="clear"/>
         <w:spacing w:after="0"/>
       </w:pPr>
       <w:r>
@@ -3710,7 +3703,7 @@
     </w:p>
     <w:p>
       <w:pPr>
-        <w:shd w:fill="F2F2F2" w:val="clear"/>
+        <w:shd w:fill="F0F0E8" w:val="clear"/>
         <w:spacing w:after="0"/>
       </w:pPr>
       <w:r>
@@ -3724,7 +3717,7 @@
     </w:p>
     <w:p>
       <w:pPr>
-        <w:shd w:fill="F2F2F2" w:val="clear"/>
+        <w:shd w:fill="F0F0E8" w:val="clear"/>
         <w:spacing w:after="0"/>
       </w:pPr>
       <w:r>
@@ -3738,7 +3731,7 @@
     </w:p>
     <w:p>
       <w:pPr>
-        <w:shd w:fill="F2F2F2" w:val="clear"/>
+        <w:shd w:fill="F0F0E8" w:val="clear"/>
         <w:spacing w:after="0"/>
       </w:pPr>
       <w:r>
@@ -3752,7 +3745,7 @@
     </w:p>
     <w:p>
       <w:pPr>
-        <w:shd w:fill="F2F2F2" w:val="clear"/>
+        <w:shd w:fill="F0F0E8" w:val="clear"/>
         <w:spacing w:after="0"/>
       </w:pPr>
       <w:r>
@@ -3766,7 +3759,7 @@
     </w:p>
     <w:p>
       <w:pPr>
-        <w:shd w:fill="F2F2F2" w:val="clear"/>
+        <w:shd w:fill="F0F0E8" w:val="clear"/>
         <w:spacing w:after="0"/>
       </w:pPr>
       <w:r>
@@ -3780,7 +3773,7 @@
     </w:p>
     <w:p>
       <w:pPr>
-        <w:shd w:fill="F2F2F2" w:val="clear"/>
+        <w:shd w:fill="F0F0E8" w:val="clear"/>
         <w:spacing w:after="0"/>
       </w:pPr>
       <w:r>
@@ -3794,7 +3787,7 @@
     </w:p>
     <w:p>
       <w:pPr>
-        <w:shd w:fill="F2F2F2" w:val="clear"/>
+        <w:shd w:fill="F0F0E8" w:val="clear"/>
         <w:spacing w:after="0"/>
       </w:pPr>
       <w:r>
@@ -3808,7 +3801,7 @@
     </w:p>
     <w:p>
       <w:pPr>
-        <w:shd w:fill="F2F2F2" w:val="clear"/>
+        <w:shd w:fill="F0F0E8" w:val="clear"/>
         <w:spacing w:after="0"/>
       </w:pPr>
       <w:r>
@@ -3822,7 +3815,7 @@
     </w:p>
     <w:p>
       <w:pPr>
-        <w:shd w:fill="F2F2F2" w:val="clear"/>
+        <w:shd w:fill="F0F0E8" w:val="clear"/>
         <w:spacing w:after="0"/>
       </w:pPr>
       <w:r>
@@ -3836,7 +3829,7 @@
     </w:p>
     <w:p>
       <w:pPr>
-        <w:shd w:fill="F2F2F2" w:val="clear"/>
+        <w:shd w:fill="F0F0E8" w:val="clear"/>
         <w:spacing w:after="0"/>
       </w:pPr>
       <w:r>
@@ -3850,7 +3843,7 @@
     </w:p>
     <w:p>
       <w:pPr>
-        <w:shd w:fill="F2F2F2" w:val="clear"/>
+        <w:shd w:fill="F0F0E8" w:val="clear"/>
         <w:spacing w:after="0"/>
       </w:pPr>
       <w:r>
@@ -3864,7 +3857,7 @@
     </w:p>
     <w:p>
       <w:pPr>
-        <w:shd w:fill="F2F2F2" w:val="clear"/>
+        <w:shd w:fill="F0F0E8" w:val="clear"/>
         <w:spacing w:after="0"/>
       </w:pPr>
       <w:r>
@@ -3878,7 +3871,7 @@
     </w:p>
     <w:p>
       <w:pPr>
-        <w:shd w:fill="F2F2F2" w:val="clear"/>
+        <w:shd w:fill="F0F0E8" w:val="clear"/>
         <w:spacing w:after="0"/>
       </w:pPr>
       <w:r>
@@ -3892,7 +3885,7 @@
     </w:p>
     <w:p>
       <w:pPr>
-        <w:shd w:fill="F2F2F2" w:val="clear"/>
+        <w:shd w:fill="F0F0E8" w:val="clear"/>
         <w:spacing w:after="0"/>
       </w:pPr>
       <w:r>
@@ -3906,7 +3899,7 @@
     </w:p>
     <w:p>
       <w:pPr>
-        <w:shd w:fill="F2F2F2" w:val="clear"/>
+        <w:shd w:fill="F0F0E8" w:val="clear"/>
         <w:spacing w:after="0"/>
       </w:pPr>
       <w:r>
@@ -3920,7 +3913,7 @@
     </w:p>
     <w:p>
       <w:pPr>
-        <w:shd w:fill="F2F2F2" w:val="clear"/>
+        <w:shd w:fill="F0F0E8" w:val="clear"/>
         <w:spacing w:after="0"/>
       </w:pPr>
       <w:r>
@@ -3934,7 +3927,7 @@
     </w:p>
     <w:p>
       <w:pPr>
-        <w:shd w:fill="F2F2F2" w:val="clear"/>
+        <w:shd w:fill="F0F0E8" w:val="clear"/>
         <w:spacing w:after="0"/>
       </w:pPr>
       <w:r>
@@ -3948,7 +3941,7 @@
     </w:p>
     <w:p>
       <w:pPr>
-        <w:shd w:fill="F2F2F2" w:val="clear"/>
+        <w:shd w:fill="F0F0E8" w:val="clear"/>
         <w:spacing w:after="0"/>
       </w:pPr>
       <w:r>
@@ -3962,7 +3955,7 @@
     </w:p>
     <w:p>
       <w:pPr>
-        <w:shd w:fill="F2F2F2" w:val="clear"/>
+        <w:shd w:fill="F0F0E8" w:val="clear"/>
         <w:spacing w:after="0"/>
       </w:pPr>
       <w:r>
@@ -3976,7 +3969,7 @@
     </w:p>
     <w:p>
       <w:pPr>
-        <w:shd w:fill="F2F2F2" w:val="clear"/>
+        <w:shd w:fill="F0F0E8" w:val="clear"/>
         <w:spacing w:after="0"/>
       </w:pPr>
       <w:r>
@@ -3990,7 +3983,7 @@
     </w:p>
     <w:p>
       <w:pPr>
-        <w:shd w:fill="F2F2F2" w:val="clear"/>
+        <w:shd w:fill="F0F0E8" w:val="clear"/>
         <w:spacing w:after="0"/>
       </w:pPr>
       <w:r>
@@ -4004,7 +3997,7 @@
     </w:p>
     <w:p>
       <w:pPr>
-        <w:shd w:fill="F2F2F2" w:val="clear"/>
+        <w:shd w:fill="F0F0E8" w:val="clear"/>
         <w:spacing w:after="0"/>
       </w:pPr>
       <w:r>
@@ -4018,7 +4011,7 @@
     </w:p>
     <w:p>
       <w:pPr>
-        <w:shd w:fill="F2F2F2" w:val="clear"/>
+        <w:shd w:fill="F0F0E8" w:val="clear"/>
         <w:spacing w:after="0"/>
       </w:pPr>
       <w:r>
@@ -4032,7 +4025,7 @@
     </w:p>
     <w:p>
       <w:pPr>
-        <w:shd w:fill="F2F2F2" w:val="clear"/>
+        <w:shd w:fill="F0F0E8" w:val="clear"/>
         <w:spacing w:after="0"/>
       </w:pPr>
       <w:r>
@@ -4046,7 +4039,7 @@
     </w:p>
     <w:p>
       <w:pPr>
-        <w:shd w:fill="F2F2F2" w:val="clear"/>
+        <w:shd w:fill="F0F0E8" w:val="clear"/>
         <w:spacing w:after="0"/>
       </w:pPr>
       <w:r>
@@ -4060,7 +4053,7 @@
     </w:p>
     <w:p>
       <w:pPr>
-        <w:shd w:fill="F2F2F2" w:val="clear"/>
+        <w:shd w:fill="F0F0E8" w:val="clear"/>
         <w:spacing w:after="0"/>
       </w:pPr>
       <w:r>
@@ -4074,7 +4067,7 @@
     </w:p>
     <w:p>
       <w:pPr>
-        <w:shd w:fill="F2F2F2" w:val="clear"/>
+        <w:shd w:fill="F0F0E8" w:val="clear"/>
         <w:spacing w:after="0"/>
       </w:pPr>
       <w:r>
@@ -4088,7 +4081,7 @@
     </w:p>
     <w:p>
       <w:pPr>
-        <w:shd w:fill="F2F2F2" w:val="clear"/>
+        <w:shd w:fill="F0F0E8" w:val="clear"/>
         <w:spacing w:after="0"/>
       </w:pPr>
       <w:r>
@@ -4102,7 +4095,7 @@
     </w:p>
     <w:p>
       <w:pPr>
-        <w:shd w:fill="F2F2F2" w:val="clear"/>
+        <w:shd w:fill="F0F0E8" w:val="clear"/>
         <w:spacing w:after="0"/>
       </w:pPr>
       <w:r>
@@ -4116,7 +4109,7 @@
     </w:p>
     <w:p>
       <w:pPr>
-        <w:shd w:fill="F2F2F2" w:val="clear"/>
+        <w:shd w:fill="F0F0E8" w:val="clear"/>
         <w:spacing w:after="0"/>
       </w:pPr>
       <w:r>
@@ -4130,7 +4123,7 @@
     </w:p>
     <w:p>
       <w:pPr>
-        <w:shd w:fill="F2F2F2" w:val="clear"/>
+        <w:shd w:fill="F0F0E8" w:val="clear"/>
         <w:spacing w:after="0"/>
       </w:pPr>
       <w:r>
@@ -4144,7 +4137,7 @@
     </w:p>
     <w:p>
       <w:pPr>
-        <w:shd w:fill="F2F2F2" w:val="clear"/>
+        <w:shd w:fill="F0F0E8" w:val="clear"/>
         <w:spacing w:after="0"/>
       </w:pPr>
       <w:r>
@@ -4158,7 +4151,7 @@
     </w:p>
     <w:p>
       <w:pPr>
-        <w:shd w:fill="F2F2F2" w:val="clear"/>
+        <w:shd w:fill="F0F0E8" w:val="clear"/>
         <w:spacing w:after="0"/>
       </w:pPr>
       <w:r>
@@ -4172,7 +4165,7 @@
     </w:p>
     <w:p>
       <w:pPr>
-        <w:shd w:fill="F2F2F2" w:val="clear"/>
+        <w:shd w:fill="F0F0E8" w:val="clear"/>
         <w:spacing w:after="0"/>
       </w:pPr>
       <w:r>
@@ -4186,7 +4179,7 @@
     </w:p>
     <w:p>
       <w:pPr>
-        <w:shd w:fill="F2F2F2" w:val="clear"/>
+        <w:shd w:fill="F0F0E8" w:val="clear"/>
         <w:spacing w:after="0"/>
       </w:pPr>
       <w:r>
@@ -4200,7 +4193,7 @@
     </w:p>
     <w:p>
       <w:pPr>
-        <w:shd w:fill="F2F2F2" w:val="clear"/>
+        <w:shd w:fill="F0F0E8" w:val="clear"/>
         <w:spacing w:after="0"/>
       </w:pPr>
       <w:r>
@@ -4214,7 +4207,7 @@
     </w:p>
     <w:p>
       <w:pPr>
-        <w:shd w:fill="F2F2F2" w:val="clear"/>
+        <w:shd w:fill="F0F0E8" w:val="clear"/>
         <w:spacing w:after="0"/>
       </w:pPr>
       <w:r>
@@ -4228,7 +4221,7 @@
     </w:p>
     <w:p>
       <w:pPr>
-        <w:shd w:fill="F2F2F2" w:val="clear"/>
+        <w:shd w:fill="F0F0E8" w:val="clear"/>
         <w:spacing w:after="0"/>
       </w:pPr>
       <w:r>
@@ -4242,7 +4235,7 @@
     </w:p>
     <w:p>
       <w:pPr>
-        <w:shd w:fill="F2F2F2" w:val="clear"/>
+        <w:shd w:fill="F0F0E8" w:val="clear"/>
         <w:spacing w:after="0"/>
       </w:pPr>
       <w:r>
@@ -4256,7 +4249,7 @@
     </w:p>
     <w:p>
       <w:pPr>
-        <w:shd w:fill="F2F2F2" w:val="clear"/>
+        <w:shd w:fill="F0F0E8" w:val="clear"/>
         <w:spacing w:after="0"/>
       </w:pPr>
       <w:r>
@@ -4270,7 +4263,7 @@
     </w:p>
     <w:p>
       <w:pPr>
-        <w:shd w:fill="F2F2F2" w:val="clear"/>
+        <w:shd w:fill="F0F0E8" w:val="clear"/>
         <w:spacing w:after="0"/>
       </w:pPr>
       <w:r>
@@ -4284,7 +4277,7 @@
     </w:p>
     <w:p>
       <w:pPr>
-        <w:shd w:fill="F2F2F2" w:val="clear"/>
+        <w:shd w:fill="F0F0E8" w:val="clear"/>
         <w:spacing w:after="0"/>
       </w:pPr>
       <w:r>
@@ -4298,7 +4291,7 @@
     </w:p>
     <w:p>
       <w:pPr>
-        <w:shd w:fill="F2F2F2" w:val="clear"/>
+        <w:shd w:fill="F0F0E8" w:val="clear"/>
         <w:spacing w:after="0"/>
       </w:pPr>
       <w:r>
@@ -4312,7 +4305,7 @@
     </w:p>
     <w:p>
       <w:pPr>
-        <w:shd w:fill="F2F2F2" w:val="clear"/>
+        <w:shd w:fill="F0F0E8" w:val="clear"/>
         <w:spacing w:after="0"/>
       </w:pPr>
       <w:r>
@@ -4326,7 +4319,7 @@
     </w:p>
     <w:p>
       <w:pPr>
-        <w:shd w:fill="F2F2F2" w:val="clear"/>
+        <w:shd w:fill="F0F0E8" w:val="clear"/>
         <w:spacing w:after="0"/>
       </w:pPr>
       <w:r>
@@ -4340,7 +4333,7 @@
     </w:p>
     <w:p>
       <w:pPr>
-        <w:shd w:fill="F2F2F2" w:val="clear"/>
+        <w:shd w:fill="F0F0E8" w:val="clear"/>
         <w:spacing w:after="0"/>
       </w:pPr>
       <w:r>
@@ -4354,7 +4347,7 @@
     </w:p>
     <w:p>
       <w:pPr>
-        <w:shd w:fill="F2F2F2" w:val="clear"/>
+        <w:shd w:fill="F0F0E8" w:val="clear"/>
         <w:spacing w:after="0"/>
       </w:pPr>
       <w:r>
@@ -4368,7 +4361,7 @@
     </w:p>
     <w:p>
       <w:pPr>
-        <w:shd w:fill="F2F2F2" w:val="clear"/>
+        <w:shd w:fill="F0F0E8" w:val="clear"/>
         <w:spacing w:after="0"/>
       </w:pPr>
       <w:r>
@@ -4382,7 +4375,7 @@
     </w:p>
     <w:p>
       <w:pPr>
-        <w:shd w:fill="F2F2F2" w:val="clear"/>
+        <w:shd w:fill="F0F0E8" w:val="clear"/>
         <w:spacing w:after="0"/>
       </w:pPr>
       <w:r>
@@ -4396,7 +4389,7 @@
     </w:p>
     <w:p>
       <w:pPr>
-        <w:shd w:fill="F2F2F2" w:val="clear"/>
+        <w:shd w:fill="F0F0E8" w:val="clear"/>
         <w:spacing w:after="0"/>
       </w:pPr>
       <w:r>
@@ -4410,7 +4403,7 @@
     </w:p>
     <w:p>
       <w:pPr>
-        <w:shd w:fill="F2F2F2" w:val="clear"/>
+        <w:shd w:fill="F0F0E8" w:val="clear"/>
         <w:spacing w:after="0"/>
       </w:pPr>
       <w:r>
@@ -4424,7 +4417,7 @@
     </w:p>
     <w:p>
       <w:pPr>
-        <w:shd w:fill="F2F2F2" w:val="clear"/>
+        <w:shd w:fill="F0F0E8" w:val="clear"/>
         <w:spacing w:after="0"/>
       </w:pPr>
       <w:r>
@@ -4438,7 +4431,7 @@
     </w:p>
     <w:p>
       <w:pPr>
-        <w:shd w:fill="F2F2F2" w:val="clear"/>
+        <w:shd w:fill="F0F0E8" w:val="clear"/>
         <w:spacing w:after="0"/>
       </w:pPr>
       <w:r>
@@ -4452,7 +4445,7 @@
     </w:p>
     <w:p>
       <w:pPr>
-        <w:shd w:fill="F2F2F2" w:val="clear"/>
+        <w:shd w:fill="F0F0E8" w:val="clear"/>
         <w:spacing w:after="0"/>
       </w:pPr>
       <w:r>
@@ -4466,7 +4459,7 @@
     </w:p>
     <w:p>
       <w:pPr>
-        <w:shd w:fill="F2F2F2" w:val="clear"/>
+        <w:shd w:fill="F0F0E8" w:val="clear"/>
         <w:spacing w:after="0"/>
       </w:pPr>
       <w:r>
@@ -4480,7 +4473,7 @@
     </w:p>
     <w:p>
       <w:pPr>
-        <w:shd w:fill="F2F2F2" w:val="clear"/>
+        <w:shd w:fill="F0F0E8" w:val="clear"/>
         <w:spacing w:after="0"/>
       </w:pPr>
       <w:r>
@@ -4494,7 +4487,7 @@
     </w:p>
     <w:p>
       <w:pPr>
-        <w:shd w:fill="F2F2F2" w:val="clear"/>
+        <w:shd w:fill="F0F0E8" w:val="clear"/>
         <w:spacing w:after="0"/>
       </w:pPr>
       <w:r>
@@ -4508,7 +4501,7 @@
     </w:p>
     <w:p>
       <w:pPr>
-        <w:shd w:fill="F2F2F2" w:val="clear"/>
+        <w:shd w:fill="F0F0E8" w:val="clear"/>
         <w:spacing w:after="0"/>
       </w:pPr>
       <w:r>
@@ -4522,7 +4515,7 @@
     </w:p>
     <w:p>
       <w:pPr>
-        <w:shd w:fill="F2F2F2" w:val="clear"/>
+        <w:shd w:fill="F0F0E8" w:val="clear"/>
         <w:spacing w:after="0"/>
       </w:pPr>
       <w:r>
@@ -4536,7 +4529,7 @@
     </w:p>
     <w:p>
       <w:pPr>
-        <w:shd w:fill="F2F2F2" w:val="clear"/>
+        <w:shd w:fill="F0F0E8" w:val="clear"/>
         <w:spacing w:after="0"/>
       </w:pPr>
       <w:r>
@@ -4550,7 +4543,7 @@
     </w:p>
     <w:p>
       <w:pPr>
-        <w:shd w:fill="F2F2F2" w:val="clear"/>
+        <w:shd w:fill="F0F0E8" w:val="clear"/>
         <w:spacing w:after="0"/>
       </w:pPr>
       <w:r>
@@ -4564,7 +4557,7 @@
     </w:p>
     <w:p>
       <w:pPr>
-        <w:shd w:fill="F2F2F2" w:val="clear"/>
+        <w:shd w:fill="F0F0E8" w:val="clear"/>
         <w:spacing w:after="0"/>
       </w:pPr>
       <w:r>
@@ -4578,7 +4571,7 @@
     </w:p>
     <w:p>
       <w:pPr>
-        <w:shd w:fill="F2F2F2" w:val="clear"/>
+        <w:shd w:fill="F0F0E8" w:val="clear"/>
         <w:spacing w:after="0"/>
       </w:pPr>
       <w:r>
@@ -4592,7 +4585,7 @@
     </w:p>
     <w:p>
       <w:pPr>
-        <w:shd w:fill="F2F2F2" w:val="clear"/>
+        <w:shd w:fill="F0F0E8" w:val="clear"/>
         <w:spacing w:after="0"/>
       </w:pPr>
       <w:r>
@@ -4606,7 +4599,7 @@
     </w:p>
     <w:p>
       <w:pPr>
-        <w:shd w:fill="F2F2F2" w:val="clear"/>
+        <w:shd w:fill="F0F0E8" w:val="clear"/>
         <w:spacing w:after="0"/>
       </w:pPr>
       <w:r>
@@ -4620,7 +4613,7 @@
     </w:p>
     <w:p>
       <w:pPr>
-        <w:shd w:fill="F2F2F2" w:val="clear"/>
+        <w:shd w:fill="F0F0E8" w:val="clear"/>
         <w:spacing w:after="0"/>
       </w:pPr>
       <w:r>
@@ -4634,7 +4627,7 @@
     </w:p>
     <w:p>
       <w:pPr>
-        <w:shd w:fill="F2F2F2" w:val="clear"/>
+        <w:shd w:fill="F0F0E8" w:val="clear"/>
         <w:spacing w:after="0"/>
       </w:pPr>
       <w:r>
@@ -4648,7 +4641,7 @@
     </w:p>
     <w:p>
       <w:pPr>
-        <w:shd w:fill="F2F2F2" w:val="clear"/>
+        <w:shd w:fill="F0F0E8" w:val="clear"/>
         <w:spacing w:after="0"/>
       </w:pPr>
       <w:r>
@@ -4662,7 +4655,7 @@
     </w:p>
     <w:p>
       <w:pPr>
-        <w:shd w:fill="F2F2F2" w:val="clear"/>
+        <w:shd w:fill="F0F0E8" w:val="clear"/>
         <w:spacing w:after="0"/>
       </w:pPr>
       <w:r>
@@ -4676,7 +4669,7 @@
     </w:p>
     <w:p>
       <w:pPr>
-        <w:shd w:fill="F2F2F2" w:val="clear"/>
+        <w:shd w:fill="F0F0E8" w:val="clear"/>
         <w:spacing w:after="0"/>
       </w:pPr>
       <w:r>
@@ -4690,7 +4683,7 @@
     </w:p>
     <w:p>
       <w:pPr>
-        <w:shd w:fill="F2F2F2" w:val="clear"/>
+        <w:shd w:fill="F0F0E8" w:val="clear"/>
         <w:spacing w:after="0"/>
       </w:pPr>
       <w:r>
@@ -4704,7 +4697,7 @@
     </w:p>
     <w:p>
       <w:pPr>
-        <w:shd w:fill="F2F2F2" w:val="clear"/>
+        <w:shd w:fill="F0F0E8" w:val="clear"/>
         <w:spacing w:after="0"/>
       </w:pPr>
       <w:r>
@@ -4718,7 +4711,7 @@
     </w:p>
     <w:p>
       <w:pPr>
-        <w:shd w:fill="F2F2F2" w:val="clear"/>
+        <w:shd w:fill="F0F0E8" w:val="clear"/>
         <w:spacing w:after="0"/>
       </w:pPr>
       <w:r>
@@ -4732,7 +4725,7 @@
     </w:p>
     <w:p>
       <w:pPr>
-        <w:shd w:fill="F2F2F2" w:val="clear"/>
+        <w:shd w:fill="F0F0E8" w:val="clear"/>
         <w:spacing w:after="0"/>
       </w:pPr>
       <w:r>
@@ -4746,7 +4739,7 @@
     </w:p>
     <w:p>
       <w:pPr>
-        <w:shd w:fill="F2F2F2" w:val="clear"/>
+        <w:shd w:fill="F0F0E8" w:val="clear"/>
         <w:spacing w:after="0"/>
       </w:pPr>
       <w:r>
@@ -4760,7 +4753,7 @@
     </w:p>
     <w:p>
       <w:pPr>
-        <w:shd w:fill="F2F2F2" w:val="clear"/>
+        <w:shd w:fill="F0F0E8" w:val="clear"/>
         <w:spacing w:after="0"/>
       </w:pPr>
       <w:r>
@@ -4774,7 +4767,7 @@
     </w:p>
     <w:p>
       <w:pPr>
-        <w:shd w:fill="F2F2F2" w:val="clear"/>
+        <w:shd w:fill="F0F0E8" w:val="clear"/>
         <w:spacing w:after="0"/>
       </w:pPr>
       <w:r>
@@ -4788,7 +4781,7 @@
     </w:p>
     <w:p>
       <w:pPr>
-        <w:shd w:fill="F2F2F2" w:val="clear"/>
+        <w:shd w:fill="F0F0E8" w:val="clear"/>
         <w:spacing w:after="0"/>
       </w:pPr>
       <w:r>
@@ -4802,7 +4795,7 @@
     </w:p>
     <w:p>
       <w:pPr>
-        <w:shd w:fill="F2F2F2" w:val="clear"/>
+        <w:shd w:fill="F0F0E8" w:val="clear"/>
         <w:spacing w:after="0"/>
       </w:pPr>
       <w:r>
@@ -4816,7 +4809,7 @@
     </w:p>
     <w:p>
       <w:pPr>
-        <w:shd w:fill="F2F2F2" w:val="clear"/>
+        <w:shd w:fill="F0F0E8" w:val="clear"/>
         <w:spacing w:after="0"/>
       </w:pPr>
       <w:r>
@@ -4830,7 +4823,7 @@
     </w:p>
     <w:p>
       <w:pPr>
-        <w:shd w:fill="F2F2F2" w:val="clear"/>
+        <w:shd w:fill="F0F0E8" w:val="clear"/>
         <w:spacing w:after="0"/>
       </w:pPr>
       <w:r>
@@ -4844,7 +4837,7 @@
     </w:p>
     <w:p>
       <w:pPr>
-        <w:shd w:fill="F2F2F2" w:val="clear"/>
+        <w:shd w:fill="F0F0E8" w:val="clear"/>
         <w:spacing w:after="0"/>
       </w:pPr>
       <w:r>
@@ -4858,7 +4851,7 @@
     </w:p>
     <w:p>
       <w:pPr>
-        <w:shd w:fill="F2F2F2" w:val="clear"/>
+        <w:shd w:fill="F0F0E8" w:val="clear"/>
         <w:spacing w:after="0"/>
       </w:pPr>
       <w:r>
@@ -4872,7 +4865,7 @@
     </w:p>
     <w:p>
       <w:pPr>
-        <w:shd w:fill="F2F2F2" w:val="clear"/>
+        <w:shd w:fill="F0F0E8" w:val="clear"/>
         <w:spacing w:after="0"/>
       </w:pPr>
       <w:r>
@@ -4886,7 +4879,7 @@
     </w:p>
     <w:p>
       <w:pPr>
-        <w:shd w:fill="F2F2F2" w:val="clear"/>
+        <w:shd w:fill="F0F0E8" w:val="clear"/>
         <w:spacing w:after="0"/>
       </w:pPr>
       <w:r>
@@ -4900,7 +4893,7 @@
     </w:p>
     <w:p>
       <w:pPr>
-        <w:shd w:fill="F2F2F2" w:val="clear"/>
+        <w:shd w:fill="F0F0E8" w:val="clear"/>
         <w:spacing w:after="0"/>
       </w:pPr>
       <w:r>
@@ -4914,7 +4907,7 @@
     </w:p>
     <w:p>
       <w:pPr>
-        <w:shd w:fill="F2F2F2" w:val="clear"/>
+        <w:shd w:fill="F0F0E8" w:val="clear"/>
         <w:spacing w:after="0"/>
       </w:pPr>
       <w:r>
@@ -4928,7 +4921,7 @@
     </w:p>
     <w:p>
       <w:pPr>
-        <w:shd w:fill="F2F2F2" w:val="clear"/>
+        <w:shd w:fill="F0F0E8" w:val="clear"/>
         <w:spacing w:after="0"/>
       </w:pPr>
       <w:r>
@@ -4942,7 +4935,7 @@
     </w:p>
     <w:p>
       <w:pPr>
-        <w:shd w:fill="F2F2F2" w:val="clear"/>
+        <w:shd w:fill="F0F0E8" w:val="clear"/>
         <w:spacing w:after="0"/>
       </w:pPr>
       <w:r>
@@ -4956,7 +4949,7 @@
     </w:p>
     <w:p>
       <w:pPr>
-        <w:shd w:fill="F2F2F2" w:val="clear"/>
+        <w:shd w:fill="F0F0E8" w:val="clear"/>
         <w:spacing w:after="0"/>
       </w:pPr>
       <w:r>
@@ -4970,7 +4963,7 @@
     </w:p>
     <w:p>
       <w:pPr>
-        <w:shd w:fill="F2F2F2" w:val="clear"/>
+        <w:shd w:fill="F0F0E8" w:val="clear"/>
         <w:spacing w:after="0"/>
       </w:pPr>
       <w:r>
@@ -4984,7 +4977,7 @@
     </w:p>
     <w:p>
       <w:pPr>
-        <w:shd w:fill="F2F2F2" w:val="clear"/>
+        <w:shd w:fill="F0F0E8" w:val="clear"/>
         <w:spacing w:after="0"/>
       </w:pPr>
       <w:r>
@@ -4998,7 +4991,7 @@
     </w:p>
     <w:p>
       <w:pPr>
-        <w:shd w:fill="F2F2F2" w:val="clear"/>
+        <w:shd w:fill="F0F0E8" w:val="clear"/>
         <w:spacing w:after="0"/>
       </w:pPr>
       <w:r>
@@ -5012,7 +5005,7 @@
     </w:p>
     <w:p>
       <w:pPr>
-        <w:shd w:fill="F2F2F2" w:val="clear"/>
+        <w:shd w:fill="F0F0E8" w:val="clear"/>
         <w:spacing w:after="0"/>
       </w:pPr>
       <w:r>
@@ -5026,7 +5019,7 @@
     </w:p>
     <w:p>
       <w:pPr>
-        <w:shd w:fill="F2F2F2" w:val="clear"/>
+        <w:shd w:fill="F0F0E8" w:val="clear"/>
         <w:spacing w:after="0"/>
       </w:pPr>
       <w:r>
@@ -5040,7 +5033,7 @@
     </w:p>
     <w:p>
       <w:pPr>
-        <w:shd w:fill="F2F2F2" w:val="clear"/>
+        <w:shd w:fill="F0F0E8" w:val="clear"/>
         <w:spacing w:after="0"/>
       </w:pPr>
       <w:r>
@@ -5054,7 +5047,7 @@
     </w:p>
     <w:p>
       <w:pPr>
-        <w:shd w:fill="F2F2F2" w:val="clear"/>
+        <w:shd w:fill="F0F0E8" w:val="clear"/>
         <w:spacing w:after="0"/>
       </w:pPr>
       <w:r>
@@ -5068,7 +5061,7 @@
     </w:p>
     <w:p>
       <w:pPr>
-        <w:shd w:fill="F2F2F2" w:val="clear"/>
+        <w:shd w:fill="F0F0E8" w:val="clear"/>
         <w:spacing w:after="0"/>
       </w:pPr>
       <w:r>
@@ -5082,7 +5075,7 @@
     </w:p>
     <w:p>
       <w:pPr>
-        <w:shd w:fill="F2F2F2" w:val="clear"/>
+        <w:shd w:fill="F0F0E8" w:val="clear"/>
         <w:spacing w:after="0"/>
       </w:pPr>
       <w:r>
@@ -5096,7 +5089,7 @@
     </w:p>
     <w:p>
       <w:pPr>
-        <w:shd w:fill="F2F2F2" w:val="clear"/>
+        <w:shd w:fill="F0F0E8" w:val="clear"/>
         <w:spacing w:after="0"/>
       </w:pPr>
       <w:r>
@@ -5110,7 +5103,7 @@
     </w:p>
     <w:p>
       <w:pPr>
-        <w:shd w:fill="F2F2F2" w:val="clear"/>
+        <w:shd w:fill="F0F0E8" w:val="clear"/>
         <w:spacing w:after="0"/>
       </w:pPr>
       <w:r>
@@ -5124,7 +5117,7 @@
     </w:p>
     <w:p>
       <w:pPr>
-        <w:shd w:fill="F2F2F2" w:val="clear"/>
+        <w:shd w:fill="F0F0E8" w:val="clear"/>
         <w:spacing w:after="0"/>
       </w:pPr>
       <w:r>
@@ -5138,7 +5131,7 @@
     </w:p>
     <w:p>
       <w:pPr>
-        <w:shd w:fill="F2F2F2" w:val="clear"/>
+        <w:shd w:fill="F0F0E8" w:val="clear"/>
         <w:spacing w:after="0"/>
       </w:pPr>
       <w:r>
@@ -5152,7 +5145,7 @@
     </w:p>
     <w:p>
       <w:pPr>
-        <w:shd w:fill="F2F2F2" w:val="clear"/>
+        <w:shd w:fill="F0F0E8" w:val="clear"/>
         <w:spacing w:after="0"/>
       </w:pPr>
       <w:r>
@@ -5166,7 +5159,7 @@
     </w:p>
     <w:p>
       <w:pPr>
-        <w:shd w:fill="F2F2F2" w:val="clear"/>
+        <w:shd w:fill="F0F0E8" w:val="clear"/>
         <w:spacing w:after="0"/>
       </w:pPr>
       <w:r>
@@ -5180,7 +5173,7 @@
     </w:p>
     <w:p>
       <w:pPr>
-        <w:shd w:fill="F2F2F2" w:val="clear"/>
+        <w:shd w:fill="F0F0E8" w:val="clear"/>
         <w:spacing w:after="0"/>
       </w:pPr>
       <w:r>
@@ -5194,7 +5187,7 @@
     </w:p>
     <w:p>
       <w:pPr>
-        <w:shd w:fill="F2F2F2" w:val="clear"/>
+        <w:shd w:fill="F0F0E8" w:val="clear"/>
         <w:spacing w:after="0"/>
       </w:pPr>
       <w:r>
@@ -5208,7 +5201,7 @@
     </w:p>
     <w:p>
       <w:pPr>
-        <w:shd w:fill="F2F2F2" w:val="clear"/>
+        <w:shd w:fill="F0F0E8" w:val="clear"/>
         <w:spacing w:after="0"/>
       </w:pPr>
       <w:r>
@@ -5222,7 +5215,7 @@
     </w:p>
     <w:p>
       <w:pPr>
-        <w:shd w:fill="F2F2F2" w:val="clear"/>
+        <w:shd w:fill="F0F0E8" w:val="clear"/>
         <w:spacing w:after="0"/>
       </w:pPr>
       <w:r>
@@ -5236,7 +5229,7 @@
     </w:p>
     <w:p>
       <w:pPr>
-        <w:shd w:fill="F2F2F2" w:val="clear"/>
+        <w:shd w:fill="F0F0E8" w:val="clear"/>
         <w:spacing w:after="0"/>
       </w:pPr>
       <w:r>
@@ -5250,7 +5243,7 @@
     </w:p>
     <w:p>
       <w:pPr>
-        <w:shd w:fill="F2F2F2" w:val="clear"/>
+        <w:shd w:fill="F0F0E8" w:val="clear"/>
         <w:spacing w:after="0"/>
       </w:pPr>
       <w:r>
@@ -5264,7 +5257,7 @@
     </w:p>
     <w:p>
       <w:pPr>
-        <w:shd w:fill="F2F2F2" w:val="clear"/>
+        <w:shd w:fill="F0F0E8" w:val="clear"/>
         <w:spacing w:after="0"/>
       </w:pPr>
       <w:r>
@@ -5278,7 +5271,7 @@
     </w:p>
     <w:p>
       <w:pPr>
-        <w:shd w:fill="F2F2F2" w:val="clear"/>
+        <w:shd w:fill="F0F0E8" w:val="clear"/>
         <w:spacing w:after="0"/>
       </w:pPr>
       <w:r>
@@ -5292,7 +5285,7 @@
     </w:p>
     <w:p>
       <w:pPr>
-        <w:shd w:fill="F2F2F2" w:val="clear"/>
+        <w:shd w:fill="F0F0E8" w:val="clear"/>
         <w:spacing w:after="0"/>
       </w:pPr>
       <w:r>
@@ -5306,7 +5299,7 @@
     </w:p>
     <w:p>
       <w:pPr>
-        <w:shd w:fill="F2F2F2" w:val="clear"/>
+        <w:shd w:fill="F0F0E8" w:val="clear"/>
         <w:spacing w:after="0"/>
       </w:pPr>
       <w:r>
@@ -5320,7 +5313,7 @@
     </w:p>
     <w:p>
       <w:pPr>
-        <w:shd w:fill="F2F2F2" w:val="clear"/>
+        <w:shd w:fill="F0F0E8" w:val="clear"/>
         <w:spacing w:after="0"/>
       </w:pPr>
       <w:r>
@@ -5334,7 +5327,7 @@
     </w:p>
     <w:p>
       <w:pPr>
-        <w:shd w:fill="F2F2F2" w:val="clear"/>
+        <w:shd w:fill="F0F0E8" w:val="clear"/>
         <w:spacing w:after="0"/>
       </w:pPr>
       <w:r>
@@ -5348,7 +5341,7 @@
     </w:p>
     <w:p>
       <w:pPr>
-        <w:shd w:fill="F2F2F2" w:val="clear"/>
+        <w:shd w:fill="F0F0E8" w:val="clear"/>
         <w:spacing w:after="0"/>
       </w:pPr>
       <w:r>
@@ -5362,7 +5355,7 @@
     </w:p>
     <w:p>
       <w:pPr>
-        <w:shd w:fill="F2F2F2" w:val="clear"/>
+        <w:shd w:fill="F0F0E8" w:val="clear"/>
         <w:spacing w:after="0"/>
       </w:pPr>
       <w:r>
@@ -5376,7 +5369,7 @@
     </w:p>
     <w:p>
       <w:pPr>
-        <w:shd w:fill="F2F2F2" w:val="clear"/>
+        <w:shd w:fill="F0F0E8" w:val="clear"/>
         <w:spacing w:after="0"/>
       </w:pPr>
       <w:r>
@@ -5390,7 +5383,7 @@
     </w:p>
     <w:p>
       <w:pPr>
-        <w:shd w:fill="F2F2F2" w:val="clear"/>
+        <w:shd w:fill="F0F0E8" w:val="clear"/>
         <w:spacing w:after="0"/>
       </w:pPr>
       <w:r>
@@ -5404,7 +5397,7 @@
     </w:p>
     <w:p>
       <w:pPr>
-        <w:shd w:fill="F2F2F2" w:val="clear"/>
+        <w:shd w:fill="F0F0E8" w:val="clear"/>
         <w:spacing w:after="0"/>
       </w:pPr>
       <w:r>
@@ -5418,7 +5411,7 @@
     </w:p>
     <w:p>
       <w:pPr>
-        <w:shd w:fill="F2F2F2" w:val="clear"/>
+        <w:shd w:fill="F0F0E8" w:val="clear"/>
         <w:spacing w:after="0"/>
       </w:pPr>
       <w:r>
@@ -5432,7 +5425,7 @@
     </w:p>
     <w:p>
       <w:pPr>
-        <w:shd w:fill="F2F2F2" w:val="clear"/>
+        <w:shd w:fill="F0F0E8" w:val="clear"/>
         <w:spacing w:after="0"/>
       </w:pPr>
       <w:r>
@@ -5446,7 +5439,7 @@
     </w:p>
     <w:p>
       <w:pPr>
-        <w:shd w:fill="F2F2F2" w:val="clear"/>
+        <w:shd w:fill="F0F0E8" w:val="clear"/>
         <w:spacing w:after="0"/>
       </w:pPr>
       <w:r>
@@ -5460,7 +5453,7 @@
     </w:p>
     <w:p>
       <w:pPr>
-        <w:shd w:fill="F2F2F2" w:val="clear"/>
+        <w:shd w:fill="F0F0E8" w:val="clear"/>
         <w:spacing w:after="0"/>
       </w:pPr>
       <w:r>
@@ -5474,7 +5467,7 @@
     </w:p>
     <w:p>
       <w:pPr>
-        <w:shd w:fill="F2F2F2" w:val="clear"/>
+        <w:shd w:fill="F0F0E8" w:val="clear"/>
         <w:spacing w:after="0"/>
       </w:pPr>
       <w:r>
@@ -5488,7 +5481,7 @@
     </w:p>
     <w:p>
       <w:pPr>
-        <w:shd w:fill="F2F2F2" w:val="clear"/>
+        <w:shd w:fill="F0F0E8" w:val="clear"/>
         <w:spacing w:after="0"/>
       </w:pPr>
       <w:r>
@@ -5502,7 +5495,7 @@
     </w:p>
     <w:p>
       <w:pPr>
-        <w:shd w:fill="F2F2F2" w:val="clear"/>
+        <w:shd w:fill="F0F0E8" w:val="clear"/>
         <w:spacing w:after="0"/>
       </w:pPr>
       <w:r>
@@ -5516,7 +5509,7 @@
     </w:p>
     <w:p>
       <w:pPr>
-        <w:shd w:fill="F2F2F2" w:val="clear"/>
+        <w:shd w:fill="F0F0E8" w:val="clear"/>
         <w:spacing w:after="0"/>
       </w:pPr>
       <w:r>
@@ -5530,7 +5523,7 @@
     </w:p>
     <w:p>
       <w:pPr>
-        <w:shd w:fill="F2F2F2" w:val="clear"/>
+        <w:shd w:fill="F0F0E8" w:val="clear"/>
         <w:spacing w:after="0"/>
       </w:pPr>
       <w:r>
@@ -5544,7 +5537,7 @@
     </w:p>
     <w:p>
       <w:pPr>
-        <w:shd w:fill="F2F2F2" w:val="clear"/>
+        <w:shd w:fill="F0F0E8" w:val="clear"/>
         <w:spacing w:after="0"/>
       </w:pPr>
       <w:r>
@@ -5558,7 +5551,7 @@
     </w:p>
     <w:p>
       <w:pPr>
-        <w:shd w:fill="F2F2F2" w:val="clear"/>
+        <w:shd w:fill="F0F0E8" w:val="clear"/>
         <w:spacing w:after="0"/>
       </w:pPr>
       <w:r>
@@ -5572,7 +5565,7 @@
     </w:p>
     <w:p>
       <w:pPr>
-        <w:shd w:fill="F2F2F2" w:val="clear"/>
+        <w:shd w:fill="F0F0E8" w:val="clear"/>
         <w:spacing w:after="0"/>
       </w:pPr>
       <w:r>
@@ -5586,7 +5579,7 @@
     </w:p>
     <w:p>
       <w:pPr>
-        <w:shd w:fill="F2F2F2" w:val="clear"/>
+        <w:shd w:fill="F0F0E8" w:val="clear"/>
         <w:spacing w:after="0"/>
       </w:pPr>
       <w:r>
@@ -5600,7 +5593,7 @@
     </w:p>
     <w:p>
       <w:pPr>
-        <w:shd w:fill="F2F2F2" w:val="clear"/>
+        <w:shd w:fill="F0F0E8" w:val="clear"/>
         <w:spacing w:after="0"/>
       </w:pPr>
       <w:r>
@@ -5614,7 +5607,7 @@
     </w:p>
     <w:p>
       <w:pPr>
-        <w:shd w:fill="F2F2F2" w:val="clear"/>
+        <w:shd w:fill="F0F0E8" w:val="clear"/>
         <w:spacing w:after="0"/>
       </w:pPr>
       <w:r>
@@ -5628,7 +5621,7 @@
     </w:p>
     <w:p>
       <w:pPr>
-        <w:shd w:fill="F2F2F2" w:val="clear"/>
+        <w:shd w:fill="F0F0E8" w:val="clear"/>
         <w:spacing w:after="0"/>
       </w:pPr>
       <w:r>
@@ -5642,7 +5635,7 @@
     </w:p>
     <w:p>
       <w:pPr>
-        <w:shd w:fill="F2F2F2" w:val="clear"/>
+        <w:shd w:fill="F0F0E8" w:val="clear"/>
         <w:spacing w:after="0"/>
       </w:pPr>
       <w:r>
@@ -5656,7 +5649,7 @@
     </w:p>
     <w:p>
       <w:pPr>
-        <w:shd w:fill="F2F2F2" w:val="clear"/>
+        <w:shd w:fill="F0F0E8" w:val="clear"/>
         <w:spacing w:after="0"/>
       </w:pPr>
       <w:r>
@@ -5670,7 +5663,7 @@
     </w:p>
     <w:p>
       <w:pPr>
-        <w:shd w:fill="F2F2F2" w:val="clear"/>
+        <w:shd w:fill="F0F0E8" w:val="clear"/>
         <w:spacing w:after="0"/>
       </w:pPr>
       <w:r>
@@ -5684,7 +5677,7 @@
     </w:p>
     <w:p>
       <w:pPr>
-        <w:shd w:fill="F2F2F2" w:val="clear"/>
+        <w:shd w:fill="F0F0E8" w:val="clear"/>
         <w:spacing w:after="0"/>
       </w:pPr>
       <w:r>
@@ -5698,7 +5691,7 @@
     </w:p>
     <w:p>
       <w:pPr>
-        <w:shd w:fill="F2F2F2" w:val="clear"/>
+        <w:shd w:fill="F0F0E8" w:val="clear"/>
         <w:spacing w:after="0"/>
       </w:pPr>
       <w:r>
@@ -5712,7 +5705,7 @@
     </w:p>
     <w:p>
       <w:pPr>
-        <w:shd w:fill="F2F2F2" w:val="clear"/>
+        <w:shd w:fill="F0F0E8" w:val="clear"/>
         <w:spacing w:after="0"/>
       </w:pPr>
       <w:r>
@@ -5726,7 +5719,7 @@
     </w:p>
     <w:p>
       <w:pPr>
-        <w:shd w:fill="F2F2F2" w:val="clear"/>
+        <w:shd w:fill="F0F0E8" w:val="clear"/>
         <w:spacing w:after="0"/>
       </w:pPr>
       <w:r>
@@ -5740,7 +5733,7 @@
     </w:p>
     <w:p>
       <w:pPr>
-        <w:shd w:fill="F2F2F2" w:val="clear"/>
+        <w:shd w:fill="F0F0E8" w:val="clear"/>
         <w:spacing w:after="0"/>
       </w:pPr>
       <w:r>
@@ -5754,7 +5747,7 @@
     </w:p>
     <w:p>
       <w:pPr>
-        <w:shd w:fill="F2F2F2" w:val="clear"/>
+        <w:shd w:fill="F0F0E8" w:val="clear"/>
         <w:spacing w:after="0"/>
       </w:pPr>
       <w:r>
@@ -5768,7 +5761,7 @@
     </w:p>
     <w:p>
       <w:pPr>
-        <w:shd w:fill="F2F2F2" w:val="clear"/>
+        <w:shd w:fill="F0F0E8" w:val="clear"/>
         <w:spacing w:after="0"/>
       </w:pPr>
       <w:r>
@@ -5782,7 +5775,7 @@
     </w:p>
     <w:p>
       <w:pPr>
-        <w:shd w:fill="F2F2F2" w:val="clear"/>
+        <w:shd w:fill="F0F0E8" w:val="clear"/>
         <w:spacing w:after="0"/>
       </w:pPr>
       <w:r>
@@ -5796,7 +5789,7 @@
     </w:p>
     <w:p>
       <w:pPr>
-        <w:shd w:fill="F2F2F2" w:val="clear"/>
+        <w:shd w:fill="F0F0E8" w:val="clear"/>
         <w:spacing w:after="0"/>
       </w:pPr>
       <w:r>
@@ -5810,7 +5803,7 @@
     </w:p>
     <w:p>
       <w:pPr>
-        <w:shd w:fill="F2F2F2" w:val="clear"/>
+        <w:shd w:fill="F0F0E8" w:val="clear"/>
         <w:spacing w:after="0"/>
       </w:pPr>
       <w:r>
@@ -5824,7 +5817,7 @@
     </w:p>
     <w:p>
       <w:pPr>
-        <w:shd w:fill="F2F2F2" w:val="clear"/>
+        <w:shd w:fill="F0F0E8" w:val="clear"/>
         <w:spacing w:after="0"/>
       </w:pPr>
       <w:r>
@@ -5838,7 +5831,7 @@
     </w:p>
     <w:p>
       <w:pPr>
-        <w:shd w:fill="F2F2F2" w:val="clear"/>
+        <w:shd w:fill="F0F0E8" w:val="clear"/>
         <w:spacing w:after="0"/>
       </w:pPr>
       <w:r>
@@ -5852,7 +5845,7 @@
     </w:p>
     <w:p>
       <w:pPr>
-        <w:shd w:fill="F2F2F2" w:val="clear"/>
+        <w:shd w:fill="F0F0E8" w:val="clear"/>
         <w:spacing w:after="0"/>
       </w:pPr>
       <w:r>
@@ -5866,7 +5859,7 @@
     </w:p>
     <w:p>
       <w:pPr>
-        <w:shd w:fill="F2F2F2" w:val="clear"/>
+        <w:shd w:fill="F0F0E8" w:val="clear"/>
         <w:spacing w:after="0"/>
       </w:pPr>
       <w:r>
@@ -5880,7 +5873,7 @@
     </w:p>
     <w:p>
       <w:pPr>
-        <w:shd w:fill="F2F2F2" w:val="clear"/>
+        <w:shd w:fill="F0F0E8" w:val="clear"/>
         <w:spacing w:after="0"/>
       </w:pPr>
       <w:r>
@@ -5894,7 +5887,7 @@
     </w:p>
     <w:p>
       <w:pPr>
-        <w:shd w:fill="F2F2F2" w:val="clear"/>
+        <w:shd w:fill="F0F0E8" w:val="clear"/>
         <w:spacing w:after="0"/>
       </w:pPr>
       <w:r>
@@ -5908,7 +5901,7 @@
     </w:p>
     <w:p>
       <w:pPr>
-        <w:shd w:fill="F2F2F2" w:val="clear"/>
+        <w:shd w:fill="F0F0E8" w:val="clear"/>
         <w:spacing w:after="0"/>
       </w:pPr>
       <w:r>
@@ -5922,7 +5915,7 @@
     </w:p>
     <w:p>
       <w:pPr>
-        <w:shd w:fill="F2F2F2" w:val="clear"/>
+        <w:shd w:fill="F0F0E8" w:val="clear"/>
         <w:spacing w:after="0"/>
       </w:pPr>
       <w:r>
@@ -5936,7 +5929,7 @@
     </w:p>
     <w:p>
       <w:pPr>
-        <w:shd w:fill="F2F2F2" w:val="clear"/>
+        <w:shd w:fill="F0F0E8" w:val="clear"/>
         <w:spacing w:after="0"/>
       </w:pPr>
       <w:r>
@@ -5950,7 +5943,7 @@
     </w:p>
     <w:p>
       <w:pPr>
-        <w:shd w:fill="F2F2F2" w:val="clear"/>
+        <w:shd w:fill="F0F0E8" w:val="clear"/>
         <w:spacing w:after="0"/>
       </w:pPr>
       <w:r>
@@ -5964,7 +5957,7 @@
     </w:p>
     <w:p>
       <w:pPr>
-        <w:shd w:fill="F2F2F2" w:val="clear"/>
+        <w:shd w:fill="F0F0E8" w:val="clear"/>
         <w:spacing w:after="0"/>
       </w:pPr>
       <w:r>
@@ -5978,7 +5971,7 @@
     </w:p>
     <w:p>
       <w:pPr>
-        <w:shd w:fill="F2F2F2" w:val="clear"/>
+        <w:shd w:fill="F0F0E8" w:val="clear"/>
         <w:spacing w:after="0"/>
       </w:pPr>
       <w:r>
@@ -5992,7 +5985,7 @@
     </w:p>
     <w:p>
       <w:pPr>
-        <w:shd w:fill="F2F2F2" w:val="clear"/>
+        <w:shd w:fill="F0F0E8" w:val="clear"/>
         <w:spacing w:after="0"/>
       </w:pPr>
       <w:r>
@@ -6006,7 +5999,7 @@
     </w:p>
     <w:p>
       <w:pPr>
-        <w:shd w:fill="F2F2F2" w:val="clear"/>
+        <w:shd w:fill="F0F0E8" w:val="clear"/>
         <w:spacing w:after="0"/>
       </w:pPr>
       <w:r>
@@ -6020,7 +6013,7 @@
     </w:p>
     <w:p>
       <w:pPr>
-        <w:shd w:fill="F2F2F2" w:val="clear"/>
+        <w:shd w:fill="F0F0E8" w:val="clear"/>
         <w:spacing w:after="0"/>
       </w:pPr>
       <w:r>
@@ -6034,7 +6027,7 @@
     </w:p>
     <w:p>
       <w:pPr>
-        <w:shd w:fill="F2F2F2" w:val="clear"/>
+        <w:shd w:fill="F0F0E8" w:val="clear"/>
         <w:spacing w:after="0"/>
       </w:pPr>
       <w:r>
@@ -6048,7 +6041,7 @@
     </w:p>
     <w:p>
       <w:pPr>
-        <w:shd w:fill="F2F2F2" w:val="clear"/>
+        <w:shd w:fill="F0F0E8" w:val="clear"/>
         <w:spacing w:after="0"/>
       </w:pPr>
       <w:r>
@@ -6062,7 +6055,7 @@
     </w:p>
     <w:p>
       <w:pPr>
-        <w:shd w:fill="F2F2F2" w:val="clear"/>
+        <w:shd w:fill="F0F0E8" w:val="clear"/>
         <w:spacing w:after="0"/>
       </w:pPr>
       <w:r>
@@ -6076,7 +6069,7 @@
     </w:p>
     <w:p>
       <w:pPr>
-        <w:shd w:fill="F2F2F2" w:val="clear"/>
+        <w:shd w:fill="F0F0E8" w:val="clear"/>
         <w:spacing w:after="0"/>
       </w:pPr>
       <w:r>
@@ -6090,7 +6083,7 @@
     </w:p>
     <w:p>
       <w:pPr>
-        <w:shd w:fill="F2F2F2" w:val="clear"/>
+        <w:shd w:fill="F0F0E8" w:val="clear"/>
         <w:spacing w:after="0"/>
       </w:pPr>
       <w:r>
@@ -6104,7 +6097,7 @@
     </w:p>
     <w:p>
       <w:pPr>
-        <w:shd w:fill="F2F2F2" w:val="clear"/>
+        <w:shd w:fill="F0F0E8" w:val="clear"/>
         <w:spacing w:after="0"/>
       </w:pPr>
       <w:r>
@@ -6118,7 +6111,7 @@
     </w:p>
     <w:p>
       <w:pPr>
-        <w:shd w:fill="F2F2F2" w:val="clear"/>
+        <w:shd w:fill="F0F0E8" w:val="clear"/>
         <w:spacing w:after="0"/>
       </w:pPr>
       <w:r>
@@ -6132,7 +6125,7 @@
     </w:p>
     <w:p>
       <w:pPr>
-        <w:shd w:fill="F2F2F2" w:val="clear"/>
+        <w:shd w:fill="F0F0E8" w:val="clear"/>
         <w:spacing w:after="0"/>
       </w:pPr>
       <w:r>
@@ -6146,7 +6139,7 @@
     </w:p>
     <w:p>
       <w:pPr>
-        <w:shd w:fill="F2F2F2" w:val="clear"/>
+        <w:shd w:fill="F0F0E8" w:val="clear"/>
         <w:spacing w:after="0"/>
       </w:pPr>
       <w:r>
@@ -6160,7 +6153,7 @@
     </w:p>
     <w:p>
       <w:pPr>
-        <w:shd w:fill="F2F2F2" w:val="clear"/>
+        <w:shd w:fill="F0F0E8" w:val="clear"/>
         <w:spacing w:after="0"/>
       </w:pPr>
       <w:r>
@@ -6174,7 +6167,7 @@
     </w:p>
     <w:p>
       <w:pPr>
-        <w:shd w:fill="F2F2F2" w:val="clear"/>
+        <w:shd w:fill="F0F0E8" w:val="clear"/>
         <w:spacing w:after="0"/>
       </w:pPr>
       <w:r>
@@ -6188,7 +6181,7 @@
     </w:p>
     <w:p>
       <w:pPr>
-        <w:shd w:fill="F2F2F2" w:val="clear"/>
+        <w:shd w:fill="F0F0E8" w:val="clear"/>
         <w:spacing w:after="0"/>
       </w:pPr>
       <w:r>
@@ -6202,7 +6195,7 @@
     </w:p>
     <w:p>
       <w:pPr>
-        <w:shd w:fill="F2F2F2" w:val="clear"/>
+        <w:shd w:fill="F0F0E8" w:val="clear"/>
         <w:spacing w:after="0"/>
       </w:pPr>
       <w:r>
@@ -6216,7 +6209,7 @@
     </w:p>
     <w:p>
       <w:pPr>
-        <w:shd w:fill="F2F2F2" w:val="clear"/>
+        <w:shd w:fill="F0F0E8" w:val="clear"/>
         <w:spacing w:after="0"/>
       </w:pPr>
       <w:r>
@@ -6230,7 +6223,7 @@
     </w:p>
     <w:p>
       <w:pPr>
-        <w:shd w:fill="F2F2F2" w:val="clear"/>
+        <w:shd w:fill="F0F0E8" w:val="clear"/>
         <w:spacing w:after="0"/>
       </w:pPr>
       <w:r>
@@ -6244,7 +6237,7 @@
     </w:p>
     <w:p>
       <w:pPr>
-        <w:shd w:fill="F2F2F2" w:val="clear"/>
+        <w:shd w:fill="F0F0E8" w:val="clear"/>
         <w:spacing w:after="0"/>
       </w:pPr>
       <w:r>
@@ -6258,7 +6251,7 @@
     </w:p>
     <w:p>
       <w:pPr>
-        <w:shd w:fill="F2F2F2" w:val="clear"/>
+        <w:shd w:fill="F0F0E8" w:val="clear"/>
         <w:spacing w:after="0"/>
       </w:pPr>
       <w:r>
@@ -6272,7 +6265,7 @@
     </w:p>
     <w:p>
       <w:pPr>
-        <w:shd w:fill="F2F2F2" w:val="clear"/>
+        <w:shd w:fill="F0F0E8" w:val="clear"/>
         <w:spacing w:after="0"/>
       </w:pPr>
       <w:r>
@@ -6286,7 +6279,7 @@
     </w:p>
     <w:p>
       <w:pPr>
-        <w:shd w:fill="F2F2F2" w:val="clear"/>
+        <w:shd w:fill="F0F0E8" w:val="clear"/>
         <w:spacing w:after="0"/>
       </w:pPr>
       <w:r>
@@ -6300,7 +6293,7 @@
     </w:p>
     <w:p>
       <w:pPr>
-        <w:shd w:fill="F2F2F2" w:val="clear"/>
+        <w:shd w:fill="F0F0E8" w:val="clear"/>
         <w:spacing w:after="0"/>
       </w:pPr>
       <w:r>
@@ -6314,7 +6307,7 @@
     </w:p>
     <w:p>
       <w:pPr>
-        <w:shd w:fill="F2F2F2" w:val="clear"/>
+        <w:shd w:fill="F0F0E8" w:val="clear"/>
         <w:spacing w:after="0"/>
       </w:pPr>
       <w:r>
@@ -6328,7 +6321,7 @@
     </w:p>
     <w:p>
       <w:pPr>
-        <w:shd w:fill="F2F2F2" w:val="clear"/>
+        <w:shd w:fill="F0F0E8" w:val="clear"/>
         <w:spacing w:after="0"/>
       </w:pPr>
       <w:r>
@@ -6342,7 +6335,7 @@
     </w:p>
     <w:p>
       <w:pPr>
-        <w:shd w:fill="F2F2F2" w:val="clear"/>
+        <w:shd w:fill="F0F0E8" w:val="clear"/>
         <w:spacing w:after="0"/>
       </w:pPr>
       <w:r>
@@ -6356,7 +6349,7 @@
     </w:p>
     <w:p>
       <w:pPr>
-        <w:shd w:fill="F2F2F2" w:val="clear"/>
+        <w:shd w:fill="F0F0E8" w:val="clear"/>
         <w:spacing w:after="0"/>
       </w:pPr>
       <w:r>
@@ -6370,7 +6363,7 @@
     </w:p>
     <w:p>
       <w:pPr>
-        <w:shd w:fill="F2F2F2" w:val="clear"/>
+        <w:shd w:fill="F0F0E8" w:val="clear"/>
         <w:spacing w:after="0"/>
       </w:pPr>
       <w:r>
@@ -6384,7 +6377,7 @@
     </w:p>
     <w:p>
       <w:pPr>
-        <w:shd w:fill="F2F2F2" w:val="clear"/>
+        <w:shd w:fill="F0F0E8" w:val="clear"/>
         <w:spacing w:after="0"/>
       </w:pPr>
       <w:r>
@@ -6398,7 +6391,7 @@
     </w:p>
     <w:p>
       <w:pPr>
-        <w:shd w:fill="F2F2F2" w:val="clear"/>
+        <w:shd w:fill="F0F0E8" w:val="clear"/>
         <w:spacing w:after="0"/>
       </w:pPr>
       <w:r>
@@ -6412,7 +6405,7 @@
     </w:p>
     <w:p>
       <w:pPr>
-        <w:shd w:fill="F2F2F2" w:val="clear"/>
+        <w:shd w:fill="F0F0E8" w:val="clear"/>
         <w:spacing w:after="0"/>
       </w:pPr>
       <w:r>
@@ -6426,7 +6419,7 @@
     </w:p>
     <w:p>
       <w:pPr>
-        <w:shd w:fill="F2F2F2" w:val="clear"/>
+        <w:shd w:fill="F0F0E8" w:val="clear"/>
         <w:spacing w:after="0"/>
       </w:pPr>
       <w:r>
@@ -6440,7 +6433,7 @@
     </w:p>
     <w:p>
       <w:pPr>
-        <w:shd w:fill="F2F2F2" w:val="clear"/>
+        <w:shd w:fill="F0F0E8" w:val="clear"/>
         <w:spacing w:after="0"/>
       </w:pPr>
       <w:r>
@@ -6454,7 +6447,7 @@
     </w:p>
     <w:p>
       <w:pPr>
-        <w:shd w:fill="F2F2F2" w:val="clear"/>
+        <w:shd w:fill="F0F0E8" w:val="clear"/>
         <w:spacing w:after="0"/>
       </w:pPr>
       <w:r>
@@ -6468,7 +6461,7 @@
     </w:p>
     <w:p>
       <w:pPr>
-        <w:shd w:fill="F2F2F2" w:val="clear"/>
+        <w:shd w:fill="F0F0E8" w:val="clear"/>
         <w:spacing w:after="0"/>
       </w:pPr>
       <w:r>
@@ -6482,7 +6475,7 @@
     </w:p>
     <w:p>
       <w:pPr>
-        <w:shd w:fill="F2F2F2" w:val="clear"/>
+        <w:shd w:fill="F0F0E8" w:val="clear"/>
         <w:spacing w:after="0"/>
       </w:pPr>
       <w:r>
@@ -6496,7 +6489,7 @@
     </w:p>
     <w:p>
       <w:pPr>
-        <w:shd w:fill="F2F2F2" w:val="clear"/>
+        <w:shd w:fill="F0F0E8" w:val="clear"/>
         <w:spacing w:after="0"/>
       </w:pPr>
       <w:r>
@@ -6510,7 +6503,7 @@
     </w:p>
     <w:p>
       <w:pPr>
-        <w:shd w:fill="F2F2F2" w:val="clear"/>
+        <w:shd w:fill="F0F0E8" w:val="clear"/>
         <w:spacing w:after="0"/>
       </w:pPr>
       <w:r>
@@ -6524,7 +6517,7 @@
     </w:p>
     <w:p>
       <w:pPr>
-        <w:shd w:fill="F2F2F2" w:val="clear"/>
+        <w:shd w:fill="F0F0E8" w:val="clear"/>
         <w:spacing w:after="0"/>
       </w:pPr>
       <w:r>
@@ -6538,7 +6531,7 @@
     </w:p>
     <w:p>
       <w:pPr>
-        <w:shd w:fill="F2F2F2" w:val="clear"/>
+        <w:shd w:fill="F0F0E8" w:val="clear"/>
         <w:spacing w:after="0"/>
       </w:pPr>
       <w:r>
@@ -6552,7 +6545,7 @@
     </w:p>
     <w:p>
       <w:pPr>
-        <w:shd w:fill="F2F2F2" w:val="clear"/>
+        <w:shd w:fill="F0F0E8" w:val="clear"/>
         <w:spacing w:after="0"/>
       </w:pPr>
       <w:r>
@@ -6566,7 +6559,7 @@
     </w:p>
     <w:p>
       <w:pPr>
-        <w:shd w:fill="F2F2F2" w:val="clear"/>
+        <w:shd w:fill="F0F0E8" w:val="clear"/>
         <w:spacing w:after="0"/>
       </w:pPr>
       <w:r>
@@ -6580,7 +6573,7 @@
     </w:p>
     <w:p>
       <w:pPr>
-        <w:shd w:fill="F2F2F2" w:val="clear"/>
+        <w:shd w:fill="F0F0E8" w:val="clear"/>
         <w:spacing w:after="0"/>
       </w:pPr>
       <w:r>
@@ -6594,7 +6587,7 @@
     </w:p>
     <w:p>
       <w:pPr>
-        <w:shd w:fill="F2F2F2" w:val="clear"/>
+        <w:shd w:fill="F0F0E8" w:val="clear"/>
         <w:spacing w:after="0"/>
       </w:pPr>
       <w:r>
@@ -6608,7 +6601,7 @@
     </w:p>
     <w:p>
       <w:pPr>
-        <w:shd w:fill="F2F2F2" w:val="clear"/>
+        <w:shd w:fill="F0F0E8" w:val="clear"/>
         <w:spacing w:after="0"/>
       </w:pPr>
       <w:r>
@@ -6622,7 +6615,7 @@
     </w:p>
     <w:p>
       <w:pPr>
-        <w:shd w:fill="F2F2F2" w:val="clear"/>
+        <w:shd w:fill="F0F0E8" w:val="clear"/>
         <w:spacing w:after="0"/>
       </w:pPr>
       <w:r>
@@ -6636,7 +6629,7 @@
     </w:p>
     <w:p>
       <w:pPr>
-        <w:shd w:fill="F2F2F2" w:val="clear"/>
+        <w:shd w:fill="F0F0E8" w:val="clear"/>
         <w:spacing w:after="0"/>
       </w:pPr>
       <w:r>
@@ -6650,7 +6643,7 @@
     </w:p>
     <w:p>
       <w:pPr>
-        <w:shd w:fill="F2F2F2" w:val="clear"/>
+        <w:shd w:fill="F0F0E8" w:val="clear"/>
         <w:spacing w:after="0"/>
       </w:pPr>
       <w:r>
@@ -6664,7 +6657,7 @@
     </w:p>
     <w:p>
       <w:pPr>
-        <w:shd w:fill="F2F2F2" w:val="clear"/>
+        <w:shd w:fill="F0F0E8" w:val="clear"/>
         <w:spacing w:after="0"/>
       </w:pPr>
       <w:r>
@@ -6678,7 +6671,7 @@
     </w:p>
     <w:p>
       <w:pPr>
-        <w:shd w:fill="F2F2F2" w:val="clear"/>
+        <w:shd w:fill="F0F0E8" w:val="clear"/>
         <w:spacing w:after="0"/>
       </w:pPr>
       <w:r>
@@ -6692,7 +6685,7 @@
     </w:p>
     <w:p>
       <w:pPr>
-        <w:shd w:fill="F2F2F2" w:val="clear"/>
+        <w:shd w:fill="F0F0E8" w:val="clear"/>
         <w:spacing w:after="0"/>
       </w:pPr>
       <w:r>
@@ -6706,7 +6699,7 @@
     </w:p>
     <w:p>
       <w:pPr>
-        <w:shd w:fill="F2F2F2" w:val="clear"/>
+        <w:shd w:fill="F0F0E8" w:val="clear"/>
         <w:spacing w:after="0"/>
       </w:pPr>
       <w:r>
@@ -6720,7 +6713,7 @@
     </w:p>
     <w:p>
       <w:pPr>
-        <w:shd w:fill="F2F2F2" w:val="clear"/>
+        <w:shd w:fill="F0F0E8" w:val="clear"/>
         <w:spacing w:after="0"/>
       </w:pPr>
       <w:r>
@@ -6734,7 +6727,7 @@
     </w:p>
     <w:p>
       <w:pPr>
-        <w:shd w:fill="F2F2F2" w:val="clear"/>
+        <w:shd w:fill="F0F0E8" w:val="clear"/>
         <w:spacing w:after="0"/>
       </w:pPr>
       <w:r>
@@ -6748,7 +6741,7 @@
     </w:p>
     <w:p>
       <w:pPr>
-        <w:shd w:fill="F2F2F2" w:val="clear"/>
+        <w:shd w:fill="F0F0E8" w:val="clear"/>
         <w:spacing w:after="0"/>
       </w:pPr>
       <w:r>
@@ -6762,7 +6755,7 @@
     </w:p>
     <w:p>
       <w:pPr>
-        <w:shd w:fill="F2F2F2" w:val="clear"/>
+        <w:shd w:fill="F0F0E8" w:val="clear"/>
         <w:spacing w:after="0"/>
       </w:pPr>
       <w:r>
@@ -6776,7 +6769,7 @@
     </w:p>
     <w:p>
       <w:pPr>
-        <w:shd w:fill="F2F2F2" w:val="clear"/>
+        <w:shd w:fill="F0F0E8" w:val="clear"/>
         <w:spacing w:after="0"/>
       </w:pPr>
       <w:r>
@@ -6790,7 +6783,7 @@
     </w:p>
     <w:p>
       <w:pPr>
-        <w:shd w:fill="F2F2F2" w:val="clear"/>
+        <w:shd w:fill="F0F0E8" w:val="clear"/>
         <w:spacing w:after="0"/>
       </w:pPr>
       <w:r>
@@ -6804,7 +6797,7 @@
     </w:p>
     <w:p>
       <w:pPr>
-        <w:shd w:fill="F2F2F2" w:val="clear"/>
+        <w:shd w:fill="F0F0E8" w:val="clear"/>
         <w:spacing w:after="0"/>
       </w:pPr>
       <w:r>
@@ -6818,7 +6811,7 @@
     </w:p>
     <w:p>
       <w:pPr>
-        <w:shd w:fill="F2F2F2" w:val="clear"/>
+        <w:shd w:fill="F0F0E8" w:val="clear"/>
         <w:spacing w:after="0"/>
       </w:pPr>
       <w:r>
@@ -6832,7 +6825,7 @@
     </w:p>
     <w:p>
       <w:pPr>
-        <w:shd w:fill="F2F2F2" w:val="clear"/>
+        <w:shd w:fill="F0F0E8" w:val="clear"/>
         <w:spacing w:after="0"/>
       </w:pPr>
       <w:r>
@@ -6846,7 +6839,7 @@
     </w:p>
     <w:p>
       <w:pPr>
-        <w:shd w:fill="F2F2F2" w:val="clear"/>
+        <w:shd w:fill="F0F0E8" w:val="clear"/>
         <w:spacing w:after="0"/>
       </w:pPr>
       <w:r>
@@ -6860,7 +6853,7 @@
     </w:p>
     <w:p>
       <w:pPr>
-        <w:shd w:fill="F2F2F2" w:val="clear"/>
+        <w:shd w:fill="F0F0E8" w:val="clear"/>
         <w:spacing w:after="0"/>
       </w:pPr>
       <w:r>
@@ -6874,7 +6867,7 @@
     </w:p>
     <w:p>
       <w:pPr>
-        <w:shd w:fill="F2F2F2" w:val="clear"/>
+        <w:shd w:fill="F0F0E8" w:val="clear"/>
         <w:spacing w:after="0"/>
       </w:pPr>
       <w:r>
@@ -6888,7 +6881,7 @@
     </w:p>
     <w:p>
       <w:pPr>
-        <w:shd w:fill="F2F2F2" w:val="clear"/>
+        <w:shd w:fill="F0F0E8" w:val="clear"/>
         <w:spacing w:after="0"/>
       </w:pPr>
       <w:r>
@@ -6902,7 +6895,7 @@
     </w:p>
     <w:p>
       <w:pPr>
-        <w:shd w:fill="F2F2F2" w:val="clear"/>
+        <w:shd w:fill="F0F0E8" w:val="clear"/>
         <w:spacing w:after="0"/>
       </w:pPr>
       <w:r>
@@ -6916,7 +6909,7 @@
     </w:p>
     <w:p>
       <w:pPr>
-        <w:shd w:fill="F2F2F2" w:val="clear"/>
+        <w:shd w:fill="F0F0E8" w:val="clear"/>
         <w:spacing w:after="0"/>
       </w:pPr>
       <w:r>
@@ -6930,7 +6923,7 @@
     </w:p>
     <w:p>
       <w:pPr>
-        <w:shd w:fill="F2F2F2" w:val="clear"/>
+        <w:shd w:fill="F0F0E8" w:val="clear"/>
         <w:spacing w:after="0"/>
       </w:pPr>
       <w:r>
@@ -6944,7 +6937,7 @@
     </w:p>
     <w:p>
       <w:pPr>
-        <w:shd w:fill="F2F2F2" w:val="clear"/>
+        <w:shd w:fill="F0F0E8" w:val="clear"/>
         <w:spacing w:after="0"/>
       </w:pPr>
       <w:r>
@@ -6958,7 +6951,7 @@
     </w:p>
     <w:p>
       <w:pPr>
-        <w:shd w:fill="F2F2F2" w:val="clear"/>
+        <w:shd w:fill="F0F0E8" w:val="clear"/>
         <w:spacing w:after="0"/>
       </w:pPr>
       <w:r>
@@ -6972,7 +6965,7 @@
     </w:p>
     <w:p>
       <w:pPr>
-        <w:shd w:fill="F2F2F2" w:val="clear"/>
+        <w:shd w:fill="F0F0E8" w:val="clear"/>
         <w:spacing w:after="0"/>
       </w:pPr>
       <w:r>
@@ -6986,7 +6979,7 @@
     </w:p>
     <w:p>
       <w:pPr>
-        <w:shd w:fill="F2F2F2" w:val="clear"/>
+        <w:shd w:fill="F0F0E8" w:val="clear"/>
         <w:spacing w:after="0"/>
       </w:pPr>
       <w:r>
@@ -7000,7 +6993,7 @@
     </w:p>
     <w:p>
       <w:pPr>
-        <w:shd w:fill="F2F2F2" w:val="clear"/>
+        <w:shd w:fill="F0F0E8" w:val="clear"/>
         <w:spacing w:after="0"/>
       </w:pPr>
       <w:r>
@@ -7014,7 +7007,7 @@
     </w:p>
     <w:p>
       <w:pPr>
-        <w:shd w:fill="F2F2F2" w:val="clear"/>
+        <w:shd w:fill="F0F0E8" w:val="clear"/>
         <w:spacing w:after="0"/>
       </w:pPr>
       <w:r>
@@ -7028,7 +7021,7 @@
     </w:p>
     <w:p>
       <w:pPr>
-        <w:shd w:fill="F2F2F2" w:val="clear"/>
+        <w:shd w:fill="F0F0E8" w:val="clear"/>
         <w:spacing w:after="0"/>
       </w:pPr>
       <w:r>
@@ -7042,7 +7035,7 @@
     </w:p>
     <w:p>
       <w:pPr>
-        <w:shd w:fill="F2F2F2" w:val="clear"/>
+        <w:shd w:fill="F0F0E8" w:val="clear"/>
         <w:spacing w:after="0"/>
       </w:pPr>
       <w:r>
@@ -7056,7 +7049,7 @@
     </w:p>
     <w:p>
       <w:pPr>
-        <w:shd w:fill="F2F2F2" w:val="clear"/>
+        <w:shd w:fill="F0F0E8" w:val="clear"/>
         <w:spacing w:after="0"/>
       </w:pPr>
       <w:r>
@@ -7070,7 +7063,7 @@
     </w:p>
     <w:p>
       <w:pPr>
-        <w:shd w:fill="F2F2F2" w:val="clear"/>
+        <w:shd w:fill="F0F0E8" w:val="clear"/>
         <w:spacing w:after="0"/>
       </w:pPr>
       <w:r>
@@ -7084,7 +7077,7 @@
     </w:p>
     <w:p>
       <w:pPr>
-        <w:shd w:fill="F2F2F2" w:val="clear"/>
+        <w:shd w:fill="F0F0E8" w:val="clear"/>
         <w:spacing w:after="0"/>
       </w:pPr>
       <w:r>
@@ -7098,7 +7091,7 @@
     </w:p>
     <w:p>
       <w:pPr>
-        <w:shd w:fill="F2F2F2" w:val="clear"/>
+        <w:shd w:fill="F0F0E8" w:val="clear"/>
         <w:spacing w:after="0"/>
       </w:pPr>
       <w:r>
@@ -7112,7 +7105,7 @@
     </w:p>
     <w:p>
       <w:pPr>
-        <w:shd w:fill="F2F2F2" w:val="clear"/>
+        <w:shd w:fill="F0F0E8" w:val="clear"/>
         <w:spacing w:after="0"/>
       </w:pPr>
       <w:r>
@@ -7126,7 +7119,7 @@
     </w:p>
     <w:p>
       <w:pPr>
-        <w:shd w:fill="F2F2F2" w:val="clear"/>
+        <w:shd w:fill="F0F0E8" w:val="clear"/>
         <w:spacing w:after="0"/>
       </w:pPr>
       <w:r>
@@ -7140,7 +7133,7 @@
     </w:p>
     <w:p>
       <w:pPr>
-        <w:shd w:fill="F2F2F2" w:val="clear"/>
+        <w:shd w:fill="F0F0E8" w:val="clear"/>
         <w:spacing w:after="0"/>
       </w:pPr>
       <w:r>
@@ -7154,7 +7147,7 @@
     </w:p>
     <w:p>
       <w:pPr>
-        <w:shd w:fill="F2F2F2" w:val="clear"/>
+        <w:shd w:fill="F0F0E8" w:val="clear"/>
         <w:spacing w:after="0"/>
       </w:pPr>
       <w:r>
@@ -7168,7 +7161,7 @@
     </w:p>
     <w:p>
       <w:pPr>
-        <w:shd w:fill="F2F2F2" w:val="clear"/>
+        <w:shd w:fill="F0F0E8" w:val="clear"/>
         <w:spacing w:after="0"/>
       </w:pPr>
       <w:r>
@@ -7182,7 +7175,7 @@
     </w:p>
     <w:p>
       <w:pPr>
-        <w:shd w:fill="F2F2F2" w:val="clear"/>
+        <w:shd w:fill="F0F0E8" w:val="clear"/>
         <w:spacing w:after="0"/>
       </w:pPr>
       <w:r>
@@ -7196,7 +7189,7 @@
     </w:p>
     <w:p>
       <w:pPr>
-        <w:shd w:fill="F2F2F2" w:val="clear"/>
+        <w:shd w:fill="F0F0E8" w:val="clear"/>
         <w:spacing w:after="0"/>
       </w:pPr>
       <w:r>
@@ -7210,7 +7203,7 @@
     </w:p>
     <w:p>
       <w:pPr>
-        <w:shd w:fill="F2F2F2" w:val="clear"/>
+        <w:shd w:fill="F0F0E8" w:val="clear"/>
         <w:spacing w:after="0"/>
       </w:pPr>
       <w:r>
@@ -7224,7 +7217,7 @@
     </w:p>
     <w:p>
       <w:pPr>
-        <w:shd w:fill="F2F2F2" w:val="clear"/>
+        <w:shd w:fill="F0F0E8" w:val="clear"/>
         <w:spacing w:after="0"/>
       </w:pPr>
       <w:r>
@@ -7238,7 +7231,7 @@
     </w:p>
     <w:p>
       <w:pPr>
-        <w:shd w:fill="F2F2F2" w:val="clear"/>
+        <w:shd w:fill="F0F0E8" w:val="clear"/>
         <w:spacing w:after="0"/>
       </w:pPr>
       <w:r>
@@ -7252,7 +7245,7 @@
     </w:p>
     <w:p>
       <w:pPr>
-        <w:shd w:fill="F2F2F2" w:val="clear"/>
+        <w:shd w:fill="F0F0E8" w:val="clear"/>
         <w:spacing w:after="0"/>
       </w:pPr>
       <w:r>
@@ -7266,7 +7259,7 @@
     </w:p>
     <w:p>
       <w:pPr>
-        <w:shd w:fill="F2F2F2" w:val="clear"/>
+        <w:shd w:fill="F0F0E8" w:val="clear"/>
         <w:spacing w:after="0"/>
       </w:pPr>
       <w:r>
@@ -7280,7 +7273,7 @@
     </w:p>
     <w:p>
       <w:pPr>
-        <w:shd w:fill="F2F2F2" w:val="clear"/>
+        <w:shd w:fill="F0F0E8" w:val="clear"/>
         <w:spacing w:after="0"/>
       </w:pPr>
       <w:r>
@@ -7294,7 +7287,7 @@
     </w:p>
     <w:p>
       <w:pPr>
-        <w:shd w:fill="F2F2F2" w:val="clear"/>
+        <w:shd w:fill="F0F0E8" w:val="clear"/>
         <w:spacing w:after="0"/>
       </w:pPr>
       <w:r>
@@ -7308,7 +7301,7 @@
     </w:p>
     <w:p>
       <w:pPr>
-        <w:shd w:fill="F2F2F2" w:val="clear"/>
+        <w:shd w:fill="F0F0E8" w:val="clear"/>
         <w:spacing w:after="0"/>
       </w:pPr>
       <w:r>
@@ -7322,7 +7315,7 @@
     </w:p>
     <w:p>
       <w:pPr>
-        <w:shd w:fill="F2F2F2" w:val="clear"/>
+        <w:shd w:fill="F0F0E8" w:val="clear"/>
         <w:spacing w:after="0"/>
       </w:pPr>
       <w:r>
@@ -7336,7 +7329,7 @@
     </w:p>
     <w:p>
       <w:pPr>
-        <w:shd w:fill="F2F2F2" w:val="clear"/>
+        <w:shd w:fill="F0F0E8" w:val="clear"/>
         <w:spacing w:after="0"/>
       </w:pPr>
       <w:r>
@@ -7350,7 +7343,7 @@
     </w:p>
     <w:p>
       <w:pPr>
-        <w:shd w:fill="F2F2F2" w:val="clear"/>
+        <w:shd w:fill="F0F0E8" w:val="clear"/>
         <w:spacing w:after="0"/>
       </w:pPr>
       <w:r>
@@ -7364,7 +7357,7 @@
     </w:p>
     <w:p>
       <w:pPr>
-        <w:shd w:fill="F2F2F2" w:val="clear"/>
+        <w:shd w:fill="F0F0E8" w:val="clear"/>
         <w:spacing w:after="0"/>
       </w:pPr>
       <w:r>
@@ -7378,7 +7371,7 @@
     </w:p>
     <w:p>
       <w:pPr>
-        <w:shd w:fill="F2F2F2" w:val="clear"/>
+        <w:shd w:fill="F0F0E8" w:val="clear"/>
         <w:spacing w:after="0"/>
       </w:pPr>
       <w:r>
@@ -7392,7 +7385,7 @@
     </w:p>
     <w:p>
       <w:pPr>
-        <w:shd w:fill="F2F2F2" w:val="clear"/>
+        <w:shd w:fill="F0F0E8" w:val="clear"/>
         <w:spacing w:after="0"/>
       </w:pPr>
       <w:r>
@@ -7406,7 +7399,7 @@
     </w:p>
     <w:p>
       <w:pPr>
-        <w:shd w:fill="F2F2F2" w:val="clear"/>
+        <w:shd w:fill="F0F0E8" w:val="clear"/>
         <w:spacing w:after="0"/>
       </w:pPr>
       <w:r>
@@ -7420,7 +7413,7 @@
     </w:p>
     <w:p>
       <w:pPr>
-        <w:shd w:fill="F2F2F2" w:val="clear"/>
+        <w:shd w:fill="F0F0E8" w:val="clear"/>
         <w:spacing w:after="0"/>
       </w:pPr>
       <w:r>
@@ -7434,7 +7427,7 @@
     </w:p>
     <w:p>
       <w:pPr>
-        <w:shd w:fill="F2F2F2" w:val="clear"/>
+        <w:shd w:fill="F0F0E8" w:val="clear"/>
         <w:spacing w:after="0"/>
       </w:pPr>
       <w:r>
@@ -7448,7 +7441,7 @@
     </w:p>
     <w:p>
       <w:pPr>
-        <w:shd w:fill="F2F2F2" w:val="clear"/>
+        <w:shd w:fill="F0F0E8" w:val="clear"/>
         <w:spacing w:after="0"/>
       </w:pPr>
       <w:r>
@@ -7462,7 +7455,7 @@
     </w:p>
     <w:p>
       <w:pPr>
-        <w:shd w:fill="F2F2F2" w:val="clear"/>
+        <w:shd w:fill="F0F0E8" w:val="clear"/>
         <w:spacing w:after="0"/>
       </w:pPr>
       <w:r>
@@ -7476,7 +7469,7 @@
     </w:p>
     <w:p>
       <w:pPr>
-        <w:shd w:fill="F2F2F2" w:val="clear"/>
+        <w:shd w:fill="F0F0E8" w:val="clear"/>
         <w:spacing w:after="0"/>
       </w:pPr>
       <w:r>
@@ -7490,7 +7483,7 @@
     </w:p>
     <w:p>
       <w:pPr>
-        <w:shd w:fill="F2F2F2" w:val="clear"/>
+        <w:shd w:fill="F0F0E8" w:val="clear"/>
         <w:spacing w:after="0"/>
       </w:pPr>
       <w:r>
@@ -7504,7 +7497,7 @@
     </w:p>
     <w:p>
       <w:pPr>
-        <w:shd w:fill="F2F2F2" w:val="clear"/>
+        <w:shd w:fill="F0F0E8" w:val="clear"/>
         <w:spacing w:after="0"/>
       </w:pPr>
       <w:r>
@@ -7518,7 +7511,7 @@
     </w:p>
     <w:p>
       <w:pPr>
-        <w:shd w:fill="F2F2F2" w:val="clear"/>
+        <w:shd w:fill="F0F0E8" w:val="clear"/>
         <w:spacing w:after="0"/>
       </w:pPr>
       <w:r>
@@ -7532,7 +7525,7 @@
     </w:p>
     <w:p>
       <w:pPr>
-        <w:shd w:fill="F2F2F2" w:val="clear"/>
+        <w:shd w:fill="F0F0E8" w:val="clear"/>
         <w:spacing w:after="0"/>
       </w:pPr>
       <w:r>
@@ -7546,7 +7539,7 @@
     </w:p>
     <w:p>
       <w:pPr>
-        <w:shd w:fill="F2F2F2" w:val="clear"/>
+        <w:shd w:fill="F0F0E8" w:val="clear"/>
         <w:spacing w:after="0"/>
       </w:pPr>
       <w:r>
@@ -7560,7 +7553,7 @@
     </w:p>
     <w:p>
       <w:pPr>
-        <w:shd w:fill="F2F2F2" w:val="clear"/>
+        <w:shd w:fill="F0F0E8" w:val="clear"/>
         <w:spacing w:after="0"/>
       </w:pPr>
       <w:r>
@@ -7574,7 +7567,7 @@
     </w:p>
     <w:p>
       <w:pPr>
-        <w:shd w:fill="F2F2F2" w:val="clear"/>
+        <w:shd w:fill="F0F0E8" w:val="clear"/>
         <w:spacing w:after="0"/>
       </w:pPr>
       <w:r>
@@ -7588,7 +7581,7 @@
     </w:p>
     <w:p>
       <w:pPr>
-        <w:shd w:fill="F2F2F2" w:val="clear"/>
+        <w:shd w:fill="F0F0E8" w:val="clear"/>
         <w:spacing w:after="0"/>
       </w:pPr>
       <w:r>
@@ -7602,7 +7595,7 @@
     </w:p>
     <w:p>
       <w:pPr>
-        <w:shd w:fill="F2F2F2" w:val="clear"/>
+        <w:shd w:fill="F0F0E8" w:val="clear"/>
         <w:spacing w:after="0"/>
       </w:pPr>
       <w:r>
@@ -7616,7 +7609,7 @@
     </w:p>
     <w:p>
       <w:pPr>
-        <w:shd w:fill="F2F2F2" w:val="clear"/>
+        <w:shd w:fill="F0F0E8" w:val="clear"/>
         <w:spacing w:after="0"/>
       </w:pPr>
       <w:r>
@@ -7630,7 +7623,7 @@
     </w:p>
     <w:p>
       <w:pPr>
-        <w:shd w:fill="F2F2F2" w:val="clear"/>
+        <w:shd w:fill="F0F0E8" w:val="clear"/>
         <w:spacing w:after="0"/>
       </w:pPr>
       <w:r>
@@ -7644,7 +7637,7 @@
     </w:p>
     <w:p>
       <w:pPr>
-        <w:shd w:fill="F2F2F2" w:val="clear"/>
+        <w:shd w:fill="F0F0E8" w:val="clear"/>
         <w:spacing w:after="0"/>
       </w:pPr>
       <w:r>
@@ -7658,7 +7651,7 @@
     </w:p>
     <w:p>
       <w:pPr>
-        <w:shd w:fill="F2F2F2" w:val="clear"/>
+        <w:shd w:fill="F0F0E8" w:val="clear"/>
         <w:spacing w:after="0"/>
       </w:pPr>
       <w:r>
@@ -7672,7 +7665,7 @@
     </w:p>
     <w:p>
       <w:pPr>
-        <w:shd w:fill="F2F2F2" w:val="clear"/>
+        <w:shd w:fill="F0F0E8" w:val="clear"/>
         <w:spacing w:after="0"/>
       </w:pPr>
       <w:r>
@@ -7686,7 +7679,7 @@
     </w:p>
     <w:p>
       <w:pPr>
-        <w:shd w:fill="F2F2F2" w:val="clear"/>
+        <w:shd w:fill="F0F0E8" w:val="clear"/>
         <w:spacing w:after="0"/>
       </w:pPr>
       <w:r>
@@ -7700,7 +7693,7 @@
     </w:p>
     <w:p>
       <w:pPr>
-        <w:shd w:fill="F2F2F2" w:val="clear"/>
+        <w:shd w:fill="F0F0E8" w:val="clear"/>
         <w:spacing w:after="0"/>
       </w:pPr>
       <w:r>
@@ -7714,7 +7707,7 @@
     </w:p>
     <w:p>
       <w:pPr>
-        <w:shd w:fill="F2F2F2" w:val="clear"/>
+        <w:shd w:fill="F0F0E8" w:val="clear"/>
         <w:spacing w:after="0"/>
       </w:pPr>
       <w:r>
@@ -7728,7 +7721,7 @@
     </w:p>
     <w:p>
       <w:pPr>
-        <w:shd w:fill="F2F2F2" w:val="clear"/>
+        <w:shd w:fill="F0F0E8" w:val="clear"/>
         <w:spacing w:after="0"/>
       </w:pPr>
       <w:r>
@@ -7742,7 +7735,7 @@
     </w:p>
     <w:p>
       <w:pPr>
-        <w:shd w:fill="F2F2F2" w:val="clear"/>
+        <w:shd w:fill="F0F0E8" w:val="clear"/>
         <w:spacing w:after="0"/>
       </w:pPr>
       <w:r>
@@ -7756,7 +7749,7 @@
     </w:p>
     <w:p>
       <w:pPr>
-        <w:shd w:fill="F2F2F2" w:val="clear"/>
+        <w:shd w:fill="F0F0E8" w:val="clear"/>
         <w:spacing w:after="0"/>
       </w:pPr>
       <w:r>
@@ -7770,7 +7763,7 @@
     </w:p>
     <w:p>
       <w:pPr>
-        <w:shd w:fill="F2F2F2" w:val="clear"/>
+        <w:shd w:fill="F0F0E8" w:val="clear"/>
         <w:spacing w:after="0"/>
       </w:pPr>
       <w:r>
@@ -7784,7 +7777,7 @@
     </w:p>
     <w:p>
       <w:pPr>
-        <w:shd w:fill="F2F2F2" w:val="clear"/>
+        <w:shd w:fill="F0F0E8" w:val="clear"/>
         <w:spacing w:after="0"/>
       </w:pPr>
       <w:r>
@@ -7798,7 +7791,7 @@
     </w:p>
     <w:p>
       <w:pPr>
-        <w:shd w:fill="F2F2F2" w:val="clear"/>
+        <w:shd w:fill="F0F0E8" w:val="clear"/>
         <w:spacing w:after="0"/>
       </w:pPr>
       <w:r>
@@ -7812,7 +7805,7 @@
     </w:p>
     <w:p>
       <w:pPr>
-        <w:shd w:fill="F2F2F2" w:val="clear"/>
+        <w:shd w:fill="F0F0E8" w:val="clear"/>
         <w:spacing w:after="0"/>
       </w:pPr>
       <w:r>
@@ -7826,7 +7819,7 @@
     </w:p>
     <w:p>
       <w:pPr>
-        <w:shd w:fill="F2F2F2" w:val="clear"/>
+        <w:shd w:fill="F0F0E8" w:val="clear"/>
         <w:spacing w:after="0"/>
       </w:pPr>
       <w:r>
@@ -7840,7 +7833,7 @@
     </w:p>
     <w:p>
       <w:pPr>
-        <w:shd w:fill="F2F2F2" w:val="clear"/>
+        <w:shd w:fill="F0F0E8" w:val="clear"/>
         <w:spacing w:after="0"/>
       </w:pPr>
       <w:r>
@@ -7854,7 +7847,7 @@
     </w:p>
     <w:p>
       <w:pPr>
-        <w:shd w:fill="F2F2F2" w:val="clear"/>
+        <w:shd w:fill="F0F0E8" w:val="clear"/>
         <w:spacing w:after="0"/>
       </w:pPr>
       <w:r>
@@ -7868,7 +7861,7 @@
     </w:p>
     <w:p>
       <w:pPr>
-        <w:shd w:fill="F2F2F2" w:val="clear"/>
+        <w:shd w:fill="F0F0E8" w:val="clear"/>
         <w:spacing w:after="0"/>
       </w:pPr>
       <w:r>
@@ -7882,7 +7875,7 @@
     </w:p>
     <w:p>
       <w:pPr>
-        <w:shd w:fill="F2F2F2" w:val="clear"/>
+        <w:shd w:fill="F0F0E8" w:val="clear"/>
         <w:spacing w:after="0"/>
       </w:pPr>
       <w:r>
@@ -7896,7 +7889,7 @@
     </w:p>
     <w:p>
       <w:pPr>
-        <w:shd w:fill="F2F2F2" w:val="clear"/>
+        <w:shd w:fill="F0F0E8" w:val="clear"/>
         <w:spacing w:after="0"/>
       </w:pPr>
       <w:r>
@@ -7910,7 +7903,7 @@
     </w:p>
     <w:p>
       <w:pPr>
-        <w:shd w:fill="F2F2F2" w:val="clear"/>
+        <w:shd w:fill="F0F0E8" w:val="clear"/>
         <w:spacing w:after="0"/>
       </w:pPr>
       <w:r>
@@ -7924,7 +7917,7 @@
     </w:p>
     <w:p>
       <w:pPr>
-        <w:shd w:fill="F2F2F2" w:val="clear"/>
+        <w:shd w:fill="F0F0E8" w:val="clear"/>
         <w:spacing w:after="0"/>
       </w:pPr>
       <w:r>
@@ -7938,7 +7931,7 @@
     </w:p>
     <w:p>
       <w:pPr>
-        <w:shd w:fill="F2F2F2" w:val="clear"/>
+        <w:shd w:fill="F0F0E8" w:val="clear"/>
         <w:spacing w:after="0"/>
       </w:pPr>
       <w:r>
@@ -7952,7 +7945,7 @@
     </w:p>
     <w:p>
       <w:pPr>
-        <w:shd w:fill="F2F2F2" w:val="clear"/>
+        <w:shd w:fill="F0F0E8" w:val="clear"/>
         <w:spacing w:after="0"/>
       </w:pPr>
       <w:r>
@@ -7966,7 +7959,7 @@
     </w:p>
     <w:p>
       <w:pPr>
-        <w:shd w:fill="F2F2F2" w:val="clear"/>
+        <w:shd w:fill="F0F0E8" w:val="clear"/>
         <w:spacing w:after="0"/>
       </w:pPr>
       <w:r>
@@ -7980,7 +7973,7 @@
     </w:p>
     <w:p>
       <w:pPr>
-        <w:shd w:fill="F2F2F2" w:val="clear"/>
+        <w:shd w:fill="F0F0E8" w:val="clear"/>
         <w:spacing w:after="0"/>
       </w:pPr>
       <w:r>
@@ -7994,7 +7987,7 @@
     </w:p>
     <w:p>
       <w:pPr>
-        <w:shd w:fill="F2F2F2" w:val="clear"/>
+        <w:shd w:fill="F0F0E8" w:val="clear"/>
         <w:spacing w:after="0"/>
       </w:pPr>
       <w:r>
@@ -8008,7 +8001,7 @@
     </w:p>
     <w:p>
       <w:pPr>
-        <w:shd w:fill="F2F2F2" w:val="clear"/>
+        <w:shd w:fill="F0F0E8" w:val="clear"/>
         <w:spacing w:after="0"/>
       </w:pPr>
       <w:r>
@@ -8022,7 +8015,7 @@
     </w:p>
     <w:p>
       <w:pPr>
-        <w:shd w:fill="F2F2F2" w:val="clear"/>
+        <w:shd w:fill="F0F0E8" w:val="clear"/>
         <w:spacing w:after="0"/>
       </w:pPr>
       <w:r>
@@ -8036,7 +8029,7 @@
     </w:p>
     <w:p>
       <w:pPr>
-        <w:shd w:fill="F2F2F2" w:val="clear"/>
+        <w:shd w:fill="F0F0E8" w:val="clear"/>
         <w:spacing w:after="0"/>
       </w:pPr>
       <w:r>
@@ -8050,7 +8043,7 @@
     </w:p>
     <w:p>
       <w:pPr>
-        <w:shd w:fill="F2F2F2" w:val="clear"/>
+        <w:shd w:fill="F0F0E8" w:val="clear"/>
         <w:spacing w:after="0"/>
       </w:pPr>
       <w:r>
@@ -8064,7 +8057,7 @@
     </w:p>
     <w:p>
       <w:pPr>
-        <w:shd w:fill="F2F2F2" w:val="clear"/>
+        <w:shd w:fill="F0F0E8" w:val="clear"/>
         <w:spacing w:after="0"/>
       </w:pPr>
       <w:r>
@@ -8078,7 +8071,7 @@
     </w:p>
     <w:p>
       <w:pPr>
-        <w:shd w:fill="F2F2F2" w:val="clear"/>
+        <w:shd w:fill="F0F0E8" w:val="clear"/>
         <w:spacing w:after="0"/>
       </w:pPr>
       <w:r>
@@ -8092,7 +8085,7 @@
     </w:p>
     <w:p>
       <w:pPr>
-        <w:shd w:fill="F2F2F2" w:val="clear"/>
+        <w:shd w:fill="F0F0E8" w:val="clear"/>
         <w:spacing w:after="0"/>
       </w:pPr>
       <w:r>
@@ -8106,7 +8099,7 @@
     </w:p>
     <w:p>
       <w:pPr>
-        <w:shd w:fill="F2F2F2" w:val="clear"/>
+        <w:shd w:fill="F0F0E8" w:val="clear"/>
         <w:spacing w:after="0"/>
       </w:pPr>
       <w:r>
@@ -8120,7 +8113,7 @@
     </w:p>
     <w:p>
       <w:pPr>
-        <w:shd w:fill="F2F2F2" w:val="clear"/>
+        <w:shd w:fill="F0F0E8" w:val="clear"/>
         <w:spacing w:after="0"/>
       </w:pPr>
       <w:r>
@@ -8134,7 +8127,7 @@
     </w:p>
     <w:p>
       <w:pPr>
-        <w:shd w:fill="F2F2F2" w:val="clear"/>
+        <w:shd w:fill="F0F0E8" w:val="clear"/>
         <w:spacing w:after="0"/>
       </w:pPr>
       <w:r>
@@ -8148,7 +8141,7 @@
     </w:p>
     <w:p>
       <w:pPr>
-        <w:shd w:fill="F2F2F2" w:val="clear"/>
+        <w:shd w:fill="F0F0E8" w:val="clear"/>
         <w:spacing w:after="0"/>
       </w:pPr>
       <w:r>
@@ -8162,7 +8155,7 @@
     </w:p>
     <w:p>
       <w:pPr>
-        <w:shd w:fill="F2F2F2" w:val="clear"/>
+        <w:shd w:fill="F0F0E8" w:val="clear"/>
         <w:spacing w:after="0"/>
       </w:pPr>
       <w:r>
@@ -8176,7 +8169,7 @@
     </w:p>
     <w:p>
       <w:pPr>
-        <w:shd w:fill="F2F2F2" w:val="clear"/>
+        <w:shd w:fill="F0F0E8" w:val="clear"/>
         <w:spacing w:after="0"/>
       </w:pPr>
       <w:r>
@@ -8190,7 +8183,7 @@
     </w:p>
     <w:p>
       <w:pPr>
-        <w:shd w:fill="F2F2F2" w:val="clear"/>
+        <w:shd w:fill="F0F0E8" w:val="clear"/>
         <w:spacing w:after="0"/>
       </w:pPr>
       <w:r>
@@ -8204,7 +8197,7 @@
     </w:p>
     <w:p>
       <w:pPr>
-        <w:shd w:fill="F2F2F2" w:val="clear"/>
+        <w:shd w:fill="F0F0E8" w:val="clear"/>
         <w:spacing w:after="0"/>
       </w:pPr>
       <w:r>
@@ -8218,7 +8211,7 @@
     </w:p>
     <w:p>
       <w:pPr>
-        <w:shd w:fill="F2F2F2" w:val="clear"/>
+        <w:shd w:fill="F0F0E8" w:val="clear"/>
         <w:spacing w:after="0"/>
       </w:pPr>
       <w:r>
@@ -8232,7 +8225,7 @@
     </w:p>
     <w:p>
       <w:pPr>
-        <w:shd w:fill="F2F2F2" w:val="clear"/>
+        <w:shd w:fill="F0F0E8" w:val="clear"/>
         <w:spacing w:after="0"/>
       </w:pPr>
       <w:r>
@@ -8246,7 +8239,7 @@
     </w:p>
     <w:p>
       <w:pPr>
-        <w:shd w:fill="F2F2F2" w:val="clear"/>
+        <w:shd w:fill="F0F0E8" w:val="clear"/>
         <w:spacing w:after="0"/>
       </w:pPr>
       <w:r>
@@ -8260,7 +8253,7 @@
     </w:p>
     <w:p>
       <w:pPr>
-        <w:shd w:fill="F2F2F2" w:val="clear"/>
+        <w:shd w:fill="F0F0E8" w:val="clear"/>
         <w:spacing w:after="0"/>
       </w:pPr>
       <w:r>
@@ -8274,7 +8267,7 @@
     </w:p>
     <w:p>
       <w:pPr>
-        <w:shd w:fill="F2F2F2" w:val="clear"/>
+        <w:shd w:fill="F0F0E8" w:val="clear"/>
         <w:spacing w:after="0"/>
       </w:pPr>
       <w:r>
@@ -8288,7 +8281,7 @@
     </w:p>
     <w:p>
       <w:pPr>
-        <w:shd w:fill="F2F2F2" w:val="clear"/>
+        <w:shd w:fill="F0F0E8" w:val="clear"/>
         <w:spacing w:after="0"/>
       </w:pPr>
       <w:r>
@@ -8302,7 +8295,7 @@
     </w:p>
     <w:p>
       <w:pPr>
-        <w:shd w:fill="F2F2F2" w:val="clear"/>
+        <w:shd w:fill="F0F0E8" w:val="clear"/>
         <w:spacing w:after="0"/>
       </w:pPr>
       <w:r>
@@ -8316,7 +8309,7 @@
     </w:p>
     <w:p>
       <w:pPr>
-        <w:shd w:fill="F2F2F2" w:val="clear"/>
+        <w:shd w:fill="F0F0E8" w:val="clear"/>
         <w:spacing w:after="0"/>
       </w:pPr>
       <w:r>
@@ -8330,7 +8323,7 @@
     </w:p>
     <w:p>
       <w:pPr>
-        <w:shd w:fill="F2F2F2" w:val="clear"/>
+        <w:shd w:fill="F0F0E8" w:val="clear"/>
         <w:spacing w:after="0"/>
       </w:pPr>
       <w:r>
@@ -8344,7 +8337,7 @@
     </w:p>
     <w:p>
       <w:pPr>
-        <w:shd w:fill="F2F2F2" w:val="clear"/>
+        <w:shd w:fill="F0F0E8" w:val="clear"/>
         <w:spacing w:after="0"/>
       </w:pPr>
       <w:r>
@@ -8358,7 +8351,7 @@
     </w:p>
     <w:p>
       <w:pPr>
-        <w:shd w:fill="F2F2F2" w:val="clear"/>
+        <w:shd w:fill="F0F0E8" w:val="clear"/>
         <w:spacing w:after="0"/>
       </w:pPr>
       <w:r>
@@ -8372,7 +8365,7 @@
     </w:p>
     <w:p>
       <w:pPr>
-        <w:shd w:fill="F2F2F2" w:val="clear"/>
+        <w:shd w:fill="F0F0E8" w:val="clear"/>
         <w:spacing w:after="0"/>
       </w:pPr>
       <w:r>
@@ -8386,7 +8379,7 @@
     </w:p>
     <w:p>
       <w:pPr>
-        <w:shd w:fill="F2F2F2" w:val="clear"/>
+        <w:shd w:fill="F0F0E8" w:val="clear"/>
         <w:spacing w:after="0"/>
       </w:pPr>
       <w:r>
@@ -8400,7 +8393,7 @@
     </w:p>
     <w:p>
       <w:pPr>
-        <w:shd w:fill="F2F2F2" w:val="clear"/>
+        <w:shd w:fill="F0F0E8" w:val="clear"/>
         <w:spacing w:after="0"/>
       </w:pPr>
       <w:r>
@@ -8414,7 +8407,7 @@
     </w:p>
     <w:p>
       <w:pPr>
-        <w:shd w:fill="F2F2F2" w:val="clear"/>
+        <w:shd w:fill="F0F0E8" w:val="clear"/>
         <w:spacing w:after="0"/>
       </w:pPr>
       <w:r>
@@ -8428,7 +8421,7 @@
     </w:p>
     <w:p>
       <w:pPr>
-        <w:shd w:fill="F2F2F2" w:val="clear"/>
+        <w:shd w:fill="F0F0E8" w:val="clear"/>
         <w:spacing w:after="0"/>
       </w:pPr>
       <w:r>
@@ -8442,7 +8435,7 @@
     </w:p>
     <w:p>
       <w:pPr>
-        <w:shd w:fill="F2F2F2" w:val="clear"/>
+        <w:shd w:fill="F0F0E8" w:val="clear"/>
         <w:spacing w:after="0"/>
       </w:pPr>
       <w:r>
@@ -8456,7 +8449,7 @@
     </w:p>
     <w:p>
       <w:pPr>
-        <w:shd w:fill="F2F2F2" w:val="clear"/>
+        <w:shd w:fill="F0F0E8" w:val="clear"/>
         <w:spacing w:after="0"/>
       </w:pPr>
       <w:r>
@@ -8470,7 +8463,7 @@
     </w:p>
     <w:p>
       <w:pPr>
-        <w:shd w:fill="F2F2F2" w:val="clear"/>
+        <w:shd w:fill="F0F0E8" w:val="clear"/>
         <w:spacing w:after="0"/>
       </w:pPr>
       <w:r>
@@ -8484,7 +8477,7 @@
     </w:p>
     <w:p>
       <w:pPr>
-        <w:shd w:fill="F2F2F2" w:val="clear"/>
+        <w:shd w:fill="F0F0E8" w:val="clear"/>
         <w:spacing w:after="0"/>
       </w:pPr>
       <w:r>
@@ -8498,7 +8491,7 @@
     </w:p>
     <w:p>
       <w:pPr>
-        <w:shd w:fill="F2F2F2" w:val="clear"/>
+        <w:shd w:fill="F0F0E8" w:val="clear"/>
         <w:spacing w:after="0"/>
       </w:pPr>
       <w:r>
@@ -8512,7 +8505,7 @@
     </w:p>
     <w:p>
       <w:pPr>
-        <w:shd w:fill="F2F2F2" w:val="clear"/>
+        <w:shd w:fill="F0F0E8" w:val="clear"/>
         <w:spacing w:after="0"/>
       </w:pPr>
       <w:r>
@@ -8526,7 +8519,7 @@
     </w:p>
     <w:p>
       <w:pPr>
-        <w:shd w:fill="F2F2F2" w:val="clear"/>
+        <w:shd w:fill="F0F0E8" w:val="clear"/>
         <w:spacing w:after="0"/>
       </w:pPr>
       <w:r>
@@ -8540,7 +8533,7 @@
     </w:p>
     <w:p>
       <w:pPr>
-        <w:shd w:fill="F2F2F2" w:val="clear"/>
+        <w:shd w:fill="F0F0E8" w:val="clear"/>
         <w:spacing w:after="0"/>
       </w:pPr>
       <w:r>
@@ -8554,7 +8547,7 @@
     </w:p>
     <w:p>
       <w:pPr>
-        <w:shd w:fill="F2F2F2" w:val="clear"/>
+        <w:shd w:fill="F0F0E8" w:val="clear"/>
         <w:spacing w:after="0"/>
       </w:pPr>
       <w:r>
@@ -8568,7 +8561,7 @@
     </w:p>
     <w:p>
       <w:pPr>
-        <w:shd w:fill="F2F2F2" w:val="clear"/>
+        <w:shd w:fill="F0F0E8" w:val="clear"/>
         <w:spacing w:after="0"/>
       </w:pPr>
       <w:r>
@@ -8582,7 +8575,7 @@
     </w:p>
     <w:p>
       <w:pPr>
-        <w:shd w:fill="F2F2F2" w:val="clear"/>
+        <w:shd w:fill="F0F0E8" w:val="clear"/>
         <w:spacing w:after="0"/>
       </w:pPr>
       <w:r>
@@ -8596,7 +8589,7 @@
     </w:p>
     <w:p>
       <w:pPr>
-        <w:shd w:fill="F2F2F2" w:val="clear"/>
+        <w:shd w:fill="F0F0E8" w:val="clear"/>
         <w:spacing w:after="0"/>
       </w:pPr>
       <w:r>
@@ -8610,7 +8603,7 @@
     </w:p>
     <w:p>
       <w:pPr>
-        <w:shd w:fill="F2F2F2" w:val="clear"/>
+        <w:shd w:fill="F0F0E8" w:val="clear"/>
         <w:spacing w:after="0"/>
       </w:pPr>
       <w:r>
@@ -8624,7 +8617,7 @@
     </w:p>
     <w:p>
       <w:pPr>
-        <w:shd w:fill="F2F2F2" w:val="clear"/>
+        <w:shd w:fill="F0F0E8" w:val="clear"/>
         <w:spacing w:after="0"/>
       </w:pPr>
       <w:r>
@@ -8638,7 +8631,7 @@
     </w:p>
     <w:p>
       <w:pPr>
-        <w:shd w:fill="F2F2F2" w:val="clear"/>
+        <w:shd w:fill="F0F0E8" w:val="clear"/>
         <w:spacing w:after="0"/>
       </w:pPr>
       <w:r>
@@ -8652,7 +8645,7 @@
     </w:p>
     <w:p>
       <w:pPr>
-        <w:shd w:fill="F2F2F2" w:val="clear"/>
+        <w:shd w:fill="F0F0E8" w:val="clear"/>
         <w:spacing w:after="0"/>
       </w:pPr>
       <w:r>
@@ -8666,7 +8659,7 @@
     </w:p>
     <w:p>
       <w:pPr>
-        <w:shd w:fill="F2F2F2" w:val="clear"/>
+        <w:shd w:fill="F0F0E8" w:val="clear"/>
         <w:spacing w:after="0"/>
       </w:pPr>
       <w:r>
@@ -8680,7 +8673,7 @@
     </w:p>
     <w:p>
       <w:pPr>
-        <w:shd w:fill="F2F2F2" w:val="clear"/>
+        <w:shd w:fill="F0F0E8" w:val="clear"/>
         <w:spacing w:after="0"/>
       </w:pPr>
       <w:r>
@@ -8694,7 +8687,7 @@
     </w:p>
     <w:p>
       <w:pPr>
-        <w:shd w:fill="F2F2F2" w:val="clear"/>
+        <w:shd w:fill="F0F0E8" w:val="clear"/>
         <w:spacing w:after="0"/>
       </w:pPr>
       <w:r>
@@ -8708,7 +8701,7 @@
     </w:p>
     <w:p>
       <w:pPr>
-        <w:shd w:fill="F2F2F2" w:val="clear"/>
+        <w:shd w:fill="F0F0E8" w:val="clear"/>
         <w:spacing w:after="0"/>
       </w:pPr>
       <w:r>
@@ -8722,7 +8715,7 @@
     </w:p>
     <w:p>
       <w:pPr>
-        <w:shd w:fill="F2F2F2" w:val="clear"/>
+        <w:shd w:fill="F0F0E8" w:val="clear"/>
         <w:spacing w:after="0"/>
       </w:pPr>
       <w:r>
@@ -8736,7 +8729,7 @@
     </w:p>
     <w:p>
       <w:pPr>
-        <w:shd w:fill="F2F2F2" w:val="clear"/>
+        <w:shd w:fill="F0F0E8" w:val="clear"/>
         <w:spacing w:after="0"/>
       </w:pPr>
       <w:r>
@@ -8750,7 +8743,7 @@
     </w:p>
     <w:p>
       <w:pPr>
-        <w:shd w:fill="F2F2F2" w:val="clear"/>
+        <w:shd w:fill="F0F0E8" w:val="clear"/>
         <w:spacing w:after="0"/>
       </w:pPr>
       <w:r>
@@ -8764,7 +8757,7 @@
     </w:p>
     <w:p>
       <w:pPr>
-        <w:shd w:fill="F2F2F2" w:val="clear"/>
+        <w:shd w:fill="F0F0E8" w:val="clear"/>
         <w:spacing w:after="0"/>
       </w:pPr>
       <w:r>
@@ -8778,7 +8771,7 @@
     </w:p>
     <w:p>
       <w:pPr>
-        <w:shd w:fill="F2F2F2" w:val="clear"/>
+        <w:shd w:fill="F0F0E8" w:val="clear"/>
         <w:spacing w:after="0"/>
       </w:pPr>
       <w:r>
@@ -8792,7 +8785,7 @@
     </w:p>
     <w:p>
       <w:pPr>
-        <w:shd w:fill="F2F2F2" w:val="clear"/>
+        <w:shd w:fill="F0F0E8" w:val="clear"/>
         <w:spacing w:after="0"/>
       </w:pPr>
       <w:r>
@@ -8806,7 +8799,7 @@
     </w:p>
     <w:p>
       <w:pPr>
-        <w:shd w:fill="F2F2F2" w:val="clear"/>
+        <w:shd w:fill="F0F0E8" w:val="clear"/>
         <w:spacing w:after="0"/>
       </w:pPr>
       <w:r>
@@ -8820,7 +8813,7 @@
     </w:p>
     <w:p>
       <w:pPr>
-        <w:shd w:fill="F2F2F2" w:val="clear"/>
+        <w:shd w:fill="F0F0E8" w:val="clear"/>
         <w:spacing w:after="0"/>
       </w:pPr>
       <w:r>
@@ -8834,7 +8827,7 @@
     </w:p>
     <w:p>
       <w:pPr>
-        <w:shd w:fill="F2F2F2" w:val="clear"/>
+        <w:shd w:fill="F0F0E8" w:val="clear"/>
         <w:spacing w:after="0"/>
       </w:pPr>
       <w:r>
@@ -8848,7 +8841,7 @@
     </w:p>
     <w:p>
       <w:pPr>
-        <w:shd w:fill="F2F2F2" w:val="clear"/>
+        <w:shd w:fill="F0F0E8" w:val="clear"/>
         <w:spacing w:after="0"/>
       </w:pPr>
       <w:r>
@@ -8862,7 +8855,7 @@
     </w:p>
     <w:p>
       <w:pPr>
-        <w:shd w:fill="F2F2F2" w:val="clear"/>
+        <w:shd w:fill="F0F0E8" w:val="clear"/>
         <w:spacing w:after="0"/>
       </w:pPr>
       <w:r>
@@ -8876,7 +8869,7 @@
     </w:p>
     <w:p>
       <w:pPr>
-        <w:shd w:fill="F2F2F2" w:val="clear"/>
+        <w:shd w:fill="F0F0E8" w:val="clear"/>
         <w:spacing w:after="0"/>
       </w:pPr>
       <w:r>
@@ -8890,7 +8883,7 @@
     </w:p>
     <w:p>
       <w:pPr>
-        <w:shd w:fill="F2F2F2" w:val="clear"/>
+        <w:shd w:fill="F0F0E8" w:val="clear"/>
         <w:spacing w:after="0"/>
       </w:pPr>
       <w:r>
@@ -8904,7 +8897,7 @@
     </w:p>
     <w:p>
       <w:pPr>
-        <w:shd w:fill="F2F2F2" w:val="clear"/>
+        <w:shd w:fill="F0F0E8" w:val="clear"/>
         <w:spacing w:after="0"/>
       </w:pPr>
       <w:r>
@@ -8918,7 +8911,7 @@
     </w:p>
     <w:p>
       <w:pPr>
-        <w:shd w:fill="F2F2F2" w:val="clear"/>
+        <w:shd w:fill="F0F0E8" w:val="clear"/>
         <w:spacing w:after="0"/>
       </w:pPr>
       <w:r>
@@ -8932,7 +8925,7 @@
     </w:p>
     <w:p>
       <w:pPr>
-        <w:shd w:fill="F2F2F2" w:val="clear"/>
+        <w:shd w:fill="F0F0E8" w:val="clear"/>
         <w:spacing w:after="0"/>
       </w:pPr>
       <w:r>
@@ -8946,7 +8939,7 @@
     </w:p>
     <w:p>
       <w:pPr>
-        <w:shd w:fill="F2F2F2" w:val="clear"/>
+        <w:shd w:fill="F0F0E8" w:val="clear"/>
         <w:spacing w:after="0"/>
       </w:pPr>
       <w:r>
@@ -8960,7 +8953,7 @@
     </w:p>
     <w:p>
       <w:pPr>
-        <w:shd w:fill="F2F2F2" w:val="clear"/>
+        <w:shd w:fill="F0F0E8" w:val="clear"/>
         <w:spacing w:after="0"/>
       </w:pPr>
       <w:r>
@@ -8974,7 +8967,7 @@
     </w:p>
     <w:p>
       <w:pPr>
-        <w:shd w:fill="F2F2F2" w:val="clear"/>
+        <w:shd w:fill="F0F0E8" w:val="clear"/>
         <w:spacing w:after="0"/>
       </w:pPr>
       <w:r>
@@ -8988,7 +8981,7 @@
     </w:p>
     <w:p>
       <w:pPr>
-        <w:shd w:fill="F2F2F2" w:val="clear"/>
+        <w:shd w:fill="F0F0E8" w:val="clear"/>
         <w:spacing w:after="0"/>
       </w:pPr>
       <w:r>
@@ -9002,7 +8995,7 @@
     </w:p>
     <w:p>
       <w:pPr>
-        <w:shd w:fill="F2F2F2" w:val="clear"/>
+        <w:shd w:fill="F0F0E8" w:val="clear"/>
         <w:spacing w:after="0"/>
       </w:pPr>
       <w:r>
@@ -9016,7 +9009,7 @@
     </w:p>
     <w:p>
       <w:pPr>
-        <w:shd w:fill="F2F2F2" w:val="clear"/>
+        <w:shd w:fill="F0F0E8" w:val="clear"/>
         <w:spacing w:after="0"/>
       </w:pPr>
       <w:r>
@@ -9030,7 +9023,7 @@
     </w:p>
     <w:p>
       <w:pPr>
-        <w:shd w:fill="F2F2F2" w:val="clear"/>
+        <w:shd w:fill="F0F0E8" w:val="clear"/>
         <w:spacing w:after="0"/>
       </w:pPr>
       <w:r>
@@ -9044,7 +9037,7 @@
     </w:p>
     <w:p>
       <w:pPr>
-        <w:shd w:fill="F2F2F2" w:val="clear"/>
+        <w:shd w:fill="F0F0E8" w:val="clear"/>
         <w:spacing w:after="0"/>
       </w:pPr>
       <w:r>
@@ -9058,7 +9051,7 @@
     </w:p>
     <w:p>
       <w:pPr>
-        <w:shd w:fill="F2F2F2" w:val="clear"/>
+        <w:shd w:fill="F0F0E8" w:val="clear"/>
         <w:spacing w:after="0"/>
       </w:pPr>
       <w:r>
@@ -9072,7 +9065,7 @@
     </w:p>
     <w:p>
       <w:pPr>
-        <w:shd w:fill="F2F2F2" w:val="clear"/>
+        <w:shd w:fill="F0F0E8" w:val="clear"/>
         <w:spacing w:after="0"/>
       </w:pPr>
       <w:r>
@@ -9086,7 +9079,7 @@
     </w:p>
     <w:p>
       <w:pPr>
-        <w:shd w:fill="F2F2F2" w:val="clear"/>
+        <w:shd w:fill="F0F0E8" w:val="clear"/>
         <w:spacing w:after="0"/>
       </w:pPr>
       <w:r>
@@ -9100,7 +9093,7 @@
     </w:p>
     <w:p>
       <w:pPr>
-        <w:shd w:fill="F2F2F2" w:val="clear"/>
+        <w:shd w:fill="F0F0E8" w:val="clear"/>
         <w:spacing w:after="0"/>
       </w:pPr>
       <w:r>
@@ -9114,7 +9107,7 @@
     </w:p>
     <w:p>
       <w:pPr>
-        <w:shd w:fill="F2F2F2" w:val="clear"/>
+        <w:shd w:fill="F0F0E8" w:val="clear"/>
         <w:spacing w:after="0"/>
       </w:pPr>
       <w:r>
@@ -9128,7 +9121,7 @@
     </w:p>
     <w:p>
       <w:pPr>
-        <w:shd w:fill="F2F2F2" w:val="clear"/>
+        <w:shd w:fill="F0F0E8" w:val="clear"/>
         <w:spacing w:after="0"/>
       </w:pPr>
       <w:r>
@@ -9142,7 +9135,7 @@
     </w:p>
     <w:p>
       <w:pPr>
-        <w:shd w:fill="F2F2F2" w:val="clear"/>
+        <w:shd w:fill="F0F0E8" w:val="clear"/>
         <w:spacing w:after="0"/>
       </w:pPr>
       <w:r>
@@ -9156,7 +9149,7 @@
     </w:p>
     <w:p>
       <w:pPr>
-        <w:shd w:fill="F2F2F2" w:val="clear"/>
+        <w:shd w:fill="F0F0E8" w:val="clear"/>
         <w:spacing w:after="0"/>
       </w:pPr>
       <w:r>
@@ -9170,7 +9163,7 @@
     </w:p>
     <w:p>
       <w:pPr>
-        <w:shd w:fill="F2F2F2" w:val="clear"/>
+        <w:shd w:fill="F0F0E8" w:val="clear"/>
         <w:spacing w:after="0"/>
       </w:pPr>
       <w:r>
@@ -9184,7 +9177,7 @@
     </w:p>
     <w:p>
       <w:pPr>
-        <w:shd w:fill="F2F2F2" w:val="clear"/>
+        <w:shd w:fill="F0F0E8" w:val="clear"/>
         <w:spacing w:after="0"/>
       </w:pPr>
       <w:r>
@@ -9198,7 +9191,7 @@
     </w:p>
     <w:p>
       <w:pPr>
-        <w:shd w:fill="F2F2F2" w:val="clear"/>
+        <w:shd w:fill="F0F0E8" w:val="clear"/>
         <w:spacing w:after="0"/>
       </w:pPr>
       <w:r>
@@ -9212,7 +9205,7 @@
     </w:p>
     <w:p>
       <w:pPr>
-        <w:shd w:fill="F2F2F2" w:val="clear"/>
+        <w:shd w:fill="F0F0E8" w:val="clear"/>
         <w:spacing w:after="0"/>
       </w:pPr>
       <w:r>
@@ -9226,7 +9219,7 @@
     </w:p>
     <w:p>
       <w:pPr>
-        <w:shd w:fill="F2F2F2" w:val="clear"/>
+        <w:shd w:fill="F0F0E8" w:val="clear"/>
         <w:spacing w:after="0"/>
       </w:pPr>
       <w:r>
@@ -9240,7 +9233,7 @@
     </w:p>
     <w:p>
       <w:pPr>
-        <w:shd w:fill="F2F2F2" w:val="clear"/>
+        <w:shd w:fill="F0F0E8" w:val="clear"/>
         <w:spacing w:after="0"/>
       </w:pPr>
       <w:r>
@@ -9254,7 +9247,7 @@
     </w:p>
     <w:p>
       <w:pPr>
-        <w:shd w:fill="F2F2F2" w:val="clear"/>
+        <w:shd w:fill="F0F0E8" w:val="clear"/>
         <w:spacing w:after="0"/>
       </w:pPr>
       <w:r>
@@ -9268,7 +9261,7 @@
     </w:p>
     <w:p>
       <w:pPr>
-        <w:shd w:fill="F2F2F2" w:val="clear"/>
+        <w:shd w:fill="F0F0E8" w:val="clear"/>
         <w:spacing w:after="0"/>
       </w:pPr>
       <w:r>
@@ -9282,7 +9275,7 @@
     </w:p>
     <w:p>
       <w:pPr>
-        <w:shd w:fill="F2F2F2" w:val="clear"/>
+        <w:shd w:fill="F0F0E8" w:val="clear"/>
         <w:spacing w:after="0"/>
       </w:pPr>
       <w:r>
@@ -9296,7 +9289,7 @@
     </w:p>
     <w:p>
       <w:pPr>
-        <w:shd w:fill="F2F2F2" w:val="clear"/>
+        <w:shd w:fill="F0F0E8" w:val="clear"/>
         <w:spacing w:after="0"/>
       </w:pPr>
       <w:r>
@@ -9310,7 +9303,7 @@
     </w:p>
     <w:p>
       <w:pPr>
-        <w:shd w:fill="F2F2F2" w:val="clear"/>
+        <w:shd w:fill="F0F0E8" w:val="clear"/>
         <w:spacing w:after="0"/>
       </w:pPr>
       <w:r>
@@ -9324,7 +9317,7 @@
     </w:p>
     <w:p>
       <w:pPr>
-        <w:shd w:fill="F2F2F2" w:val="clear"/>
+        <w:shd w:fill="F0F0E8" w:val="clear"/>
         <w:spacing w:after="0"/>
       </w:pPr>
       <w:r>
@@ -9338,7 +9331,7 @@
     </w:p>
     <w:p>
       <w:pPr>
-        <w:shd w:fill="F2F2F2" w:val="clear"/>
+        <w:shd w:fill="F0F0E8" w:val="clear"/>
         <w:spacing w:after="0"/>
       </w:pPr>
       <w:r>
@@ -9352,7 +9345,7 @@
     </w:p>
     <w:p>
       <w:pPr>
-        <w:shd w:fill="F2F2F2" w:val="clear"/>
+        <w:shd w:fill="F0F0E8" w:val="clear"/>
         <w:spacing w:after="0"/>
       </w:pPr>
       <w:r>
@@ -9366,7 +9359,7 @@
     </w:p>
     <w:p>
       <w:pPr>
-        <w:shd w:fill="F2F2F2" w:val="clear"/>
+        <w:shd w:fill="F0F0E8" w:val="clear"/>
         <w:spacing w:after="0"/>
       </w:pPr>
       <w:r>
@@ -9380,7 +9373,7 @@
     </w:p>
     <w:p>
       <w:pPr>
-        <w:shd w:fill="F2F2F2" w:val="clear"/>
+        <w:shd w:fill="F0F0E8" w:val="clear"/>
         <w:spacing w:after="0"/>
       </w:pPr>
       <w:r>
@@ -9394,7 +9387,7 @@
     </w:p>
     <w:p>
       <w:pPr>
-        <w:shd w:fill="F2F2F2" w:val="clear"/>
+        <w:shd w:fill="F0F0E8" w:val="clear"/>
         <w:spacing w:after="0"/>
       </w:pPr>
       <w:r>
@@ -9408,7 +9401,7 @@
     </w:p>
     <w:p>
       <w:pPr>
-        <w:shd w:fill="F2F2F2" w:val="clear"/>
+        <w:shd w:fill="F0F0E8" w:val="clear"/>
         <w:spacing w:after="0"/>
       </w:pPr>
       <w:r>
@@ -9422,7 +9415,7 @@
     </w:p>
     <w:p>
       <w:pPr>
-        <w:shd w:fill="F2F2F2" w:val="clear"/>
+        <w:shd w:fill="F0F0E8" w:val="clear"/>
         <w:spacing w:after="0"/>
       </w:pPr>
       <w:r>
@@ -9436,7 +9429,7 @@
     </w:p>
     <w:p>
       <w:pPr>
-        <w:shd w:fill="F2F2F2" w:val="clear"/>
+        <w:shd w:fill="F0F0E8" w:val="clear"/>
         <w:spacing w:after="0"/>
       </w:pPr>
       <w:r>
@@ -9450,7 +9443,7 @@
     </w:p>
     <w:p>
       <w:pPr>
-        <w:shd w:fill="F2F2F2" w:val="clear"/>
+        <w:shd w:fill="F0F0E8" w:val="clear"/>
         <w:spacing w:after="0"/>
       </w:pPr>
       <w:r>
@@ -9464,7 +9457,7 @@
     </w:p>
     <w:p>
       <w:pPr>
-        <w:shd w:fill="F2F2F2" w:val="clear"/>
+        <w:shd w:fill="F0F0E8" w:val="clear"/>
         <w:spacing w:after="0"/>
       </w:pPr>
       <w:r>
@@ -9478,7 +9471,7 @@
     </w:p>
     <w:p>
       <w:pPr>
-        <w:shd w:fill="F2F2F2" w:val="clear"/>
+        <w:shd w:fill="F0F0E8" w:val="clear"/>
         <w:spacing w:after="0"/>
       </w:pPr>
       <w:r>
@@ -9492,7 +9485,7 @@
     </w:p>
     <w:p>
       <w:pPr>
-        <w:shd w:fill="F2F2F2" w:val="clear"/>
+        <w:shd w:fill="F0F0E8" w:val="clear"/>
         <w:spacing w:after="0"/>
       </w:pPr>
       <w:r>
@@ -9506,7 +9499,7 @@
     </w:p>
     <w:p>
       <w:pPr>
-        <w:shd w:fill="F2F2F2" w:val="clear"/>
+        <w:shd w:fill="F0F0E8" w:val="clear"/>
         <w:spacing w:after="0"/>
       </w:pPr>
       <w:r>
@@ -9520,7 +9513,7 @@
     </w:p>
     <w:p>
       <w:pPr>
-        <w:shd w:fill="F2F2F2" w:val="clear"/>
+        <w:shd w:fill="F0F0E8" w:val="clear"/>
         <w:spacing w:after="0"/>
       </w:pPr>
       <w:r>
@@ -9534,7 +9527,7 @@
     </w:p>
     <w:p>
       <w:pPr>
-        <w:shd w:fill="F2F2F2" w:val="clear"/>
+        <w:shd w:fill="F0F0E8" w:val="clear"/>
         <w:spacing w:after="0"/>
       </w:pPr>
       <w:r>
@@ -9548,7 +9541,7 @@
     </w:p>
     <w:p>
       <w:pPr>
-        <w:shd w:fill="F2F2F2" w:val="clear"/>
+        <w:shd w:fill="F0F0E8" w:val="clear"/>
         <w:spacing w:after="0"/>
       </w:pPr>
       <w:r>
@@ -9562,7 +9555,7 @@
     </w:p>
     <w:p>
       <w:pPr>
-        <w:shd w:fill="F2F2F2" w:val="clear"/>
+        <w:shd w:fill="F0F0E8" w:val="clear"/>
         <w:spacing w:after="0"/>
       </w:pPr>
       <w:r>
@@ -9576,7 +9569,7 @@
     </w:p>
     <w:p>
       <w:pPr>
-        <w:shd w:fill="F2F2F2" w:val="clear"/>
+        <w:shd w:fill="F0F0E8" w:val="clear"/>
         <w:spacing w:after="0"/>
       </w:pPr>
       <w:r>
@@ -9590,7 +9583,7 @@
     </w:p>
     <w:p>
       <w:pPr>
-        <w:shd w:fill="F2F2F2" w:val="clear"/>
+        <w:shd w:fill="F0F0E8" w:val="clear"/>
         <w:spacing w:after="0"/>
       </w:pPr>
       <w:r>
@@ -9604,7 +9597,7 @@
     </w:p>
     <w:p>
       <w:pPr>
-        <w:shd w:fill="F2F2F2" w:val="clear"/>
+        <w:shd w:fill="F0F0E8" w:val="clear"/>
         <w:spacing w:after="0"/>
       </w:pPr>
       <w:r>
@@ -9618,7 +9611,7 @@
     </w:p>
     <w:p>
       <w:pPr>
-        <w:shd w:fill="F2F2F2" w:val="clear"/>
+        <w:shd w:fill="F0F0E8" w:val="clear"/>
         <w:spacing w:after="0"/>
       </w:pPr>
       <w:r>
@@ -9632,7 +9625,7 @@
     </w:p>
     <w:p>
       <w:pPr>
-        <w:shd w:fill="F2F2F2" w:val="clear"/>
+        <w:shd w:fill="F0F0E8" w:val="clear"/>
         <w:spacing w:after="0"/>
       </w:pPr>
       <w:r>
@@ -9646,7 +9639,7 @@
     </w:p>
     <w:p>
       <w:pPr>
-        <w:shd w:fill="F2F2F2" w:val="clear"/>
+        <w:shd w:fill="F0F0E8" w:val="clear"/>
         <w:spacing w:after="0"/>
       </w:pPr>
       <w:r>
@@ -9660,7 +9653,7 @@
     </w:p>
     <w:p>
       <w:pPr>
-        <w:shd w:fill="F2F2F2" w:val="clear"/>
+        <w:shd w:fill="F0F0E8" w:val="clear"/>
         <w:spacing w:after="0"/>
       </w:pPr>
       <w:r>
@@ -9674,7 +9667,7 @@
     </w:p>
     <w:p>
       <w:pPr>
-        <w:shd w:fill="F2F2F2" w:val="clear"/>
+        <w:shd w:fill="F0F0E8" w:val="clear"/>
         <w:spacing w:after="0"/>
       </w:pPr>
       <w:r>
@@ -9688,7 +9681,7 @@
     </w:p>
     <w:p>
       <w:pPr>
-        <w:shd w:fill="F2F2F2" w:val="clear"/>
+        <w:shd w:fill="F0F0E8" w:val="clear"/>
         <w:spacing w:after="0"/>
       </w:pPr>
       <w:r>
@@ -9702,7 +9695,7 @@
     </w:p>
     <w:p>
       <w:pPr>
-        <w:shd w:fill="F2F2F2" w:val="clear"/>
+        <w:shd w:fill="F0F0E8" w:val="clear"/>
         <w:spacing w:after="0"/>
       </w:pPr>
       <w:r>
@@ -9716,7 +9709,7 @@
     </w:p>
     <w:p>
       <w:pPr>
-        <w:shd w:fill="F2F2F2" w:val="clear"/>
+        <w:shd w:fill="F0F0E8" w:val="clear"/>
         <w:spacing w:after="0"/>
       </w:pPr>
       <w:r>
@@ -9730,7 +9723,7 @@
     </w:p>
     <w:p>
       <w:pPr>
-        <w:shd w:fill="F2F2F2" w:val="clear"/>
+        <w:shd w:fill="F0F0E8" w:val="clear"/>
         <w:spacing w:after="0"/>
       </w:pPr>
       <w:r>
@@ -9744,7 +9737,7 @@
     </w:p>
     <w:p>
       <w:pPr>
-        <w:shd w:fill="F2F2F2" w:val="clear"/>
+        <w:shd w:fill="F0F0E8" w:val="clear"/>
         <w:spacing w:after="0"/>
       </w:pPr>
       <w:r>
@@ -9758,7 +9751,7 @@
     </w:p>
     <w:p>
       <w:pPr>
-        <w:shd w:fill="F2F2F2" w:val="clear"/>
+        <w:shd w:fill="F0F0E8" w:val="clear"/>
         <w:spacing w:after="0"/>
       </w:pPr>
       <w:r>
@@ -9772,7 +9765,7 @@
     </w:p>
     <w:p>
       <w:pPr>
-        <w:shd w:fill="F2F2F2" w:val="clear"/>
+        <w:shd w:fill="F0F0E8" w:val="clear"/>
         <w:spacing w:after="0"/>
       </w:pPr>
       <w:r>
@@ -9786,7 +9779,7 @@
     </w:p>
     <w:p>
       <w:pPr>
-        <w:shd w:fill="F2F2F2" w:val="clear"/>
+        <w:shd w:fill="F0F0E8" w:val="clear"/>
         <w:spacing w:after="0"/>
       </w:pPr>
       <w:r>
@@ -9800,7 +9793,7 @@
     </w:p>
     <w:p>
       <w:pPr>
-        <w:shd w:fill="F2F2F2" w:val="clear"/>
+        <w:shd w:fill="F0F0E8" w:val="clear"/>
         <w:spacing w:after="0"/>
       </w:pPr>
       <w:r>
@@ -9814,7 +9807,7 @@
     </w:p>
     <w:p>
       <w:pPr>
-        <w:shd w:fill="F2F2F2" w:val="clear"/>
+        <w:shd w:fill="F0F0E8" w:val="clear"/>
         <w:spacing w:after="0"/>
       </w:pPr>
       <w:r>
@@ -9828,7 +9821,7 @@
     </w:p>
     <w:p>
       <w:pPr>
-        <w:shd w:fill="F2F2F2" w:val="clear"/>
+        <w:shd w:fill="F0F0E8" w:val="clear"/>
         <w:spacing w:after="0"/>
       </w:pPr>
       <w:r>
@@ -9842,7 +9835,7 @@
     </w:p>
     <w:p>
       <w:pPr>
-        <w:shd w:fill="F2F2F2" w:val="clear"/>
+        <w:shd w:fill="F0F0E8" w:val="clear"/>
         <w:spacing w:after="0"/>
       </w:pPr>
       <w:r>
@@ -9856,7 +9849,7 @@
     </w:p>
     <w:p>
       <w:pPr>
-        <w:shd w:fill="F2F2F2" w:val="clear"/>
+        <w:shd w:fill="F0F0E8" w:val="clear"/>
         <w:spacing w:after="0"/>
       </w:pPr>
       <w:r>
@@ -9870,7 +9863,7 @@
     </w:p>
     <w:p>
       <w:pPr>
-        <w:shd w:fill="F2F2F2" w:val="clear"/>
+        <w:shd w:fill="F0F0E8" w:val="clear"/>
         <w:spacing w:after="0"/>
       </w:pPr>
       <w:r>
@@ -9884,7 +9877,7 @@
     </w:p>
     <w:p>
       <w:pPr>
-        <w:shd w:fill="F2F2F2" w:val="clear"/>
+        <w:shd w:fill="F0F0E8" w:val="clear"/>
         <w:spacing w:after="0"/>
       </w:pPr>
       <w:r>
@@ -9898,7 +9891,7 @@
     </w:p>
     <w:p>
       <w:pPr>
-        <w:shd w:fill="F2F2F2" w:val="clear"/>
+        <w:shd w:fill="F0F0E8" w:val="clear"/>
         <w:spacing w:after="0"/>
       </w:pPr>
       <w:r>
@@ -9912,7 +9905,7 @@
     </w:p>
     <w:p>
       <w:pPr>
-        <w:shd w:fill="F2F2F2" w:val="clear"/>
+        <w:shd w:fill="F0F0E8" w:val="clear"/>
         <w:spacing w:after="0"/>
       </w:pPr>
       <w:r>
@@ -9926,7 +9919,7 @@
     </w:p>
     <w:p>
       <w:pPr>
-        <w:shd w:fill="F2F2F2" w:val="clear"/>
+        <w:shd w:fill="F0F0E8" w:val="clear"/>
         <w:spacing w:after="0"/>
       </w:pPr>
       <w:r>
@@ -9940,7 +9933,7 @@
     </w:p>
     <w:p>
       <w:pPr>
-        <w:shd w:fill="F2F2F2" w:val="clear"/>
+        <w:shd w:fill="F0F0E8" w:val="clear"/>
         <w:spacing w:after="0"/>
       </w:pPr>
       <w:r>
@@ -9954,7 +9947,7 @@
     </w:p>
     <w:p>
       <w:pPr>
-        <w:shd w:fill="F2F2F2" w:val="clear"/>
+        <w:shd w:fill="F0F0E8" w:val="clear"/>
         <w:spacing w:after="0"/>
       </w:pPr>
       <w:r>
@@ -9968,7 +9961,7 @@
     </w:p>
     <w:p>
       <w:pPr>
-        <w:shd w:fill="F2F2F2" w:val="clear"/>
+        <w:shd w:fill="F0F0E8" w:val="clear"/>
         <w:spacing w:after="0"/>
       </w:pPr>
       <w:r>
@@ -9982,7 +9975,7 @@
     </w:p>
     <w:p>
       <w:pPr>
-        <w:shd w:fill="F2F2F2" w:val="clear"/>
+        <w:shd w:fill="F0F0E8" w:val="clear"/>
         <w:spacing w:after="0"/>
       </w:pPr>
       <w:r>
@@ -9996,7 +9989,7 @@
     </w:p>
     <w:p>
       <w:pPr>
-        <w:shd w:fill="F2F2F2" w:val="clear"/>
+        <w:shd w:fill="F0F0E8" w:val="clear"/>
         <w:spacing w:after="0"/>
       </w:pPr>
       <w:r>
@@ -10010,7 +10003,7 @@
     </w:p>
     <w:p>
       <w:pPr>
-        <w:shd w:fill="F2F2F2" w:val="clear"/>
+        <w:shd w:fill="F0F0E8" w:val="clear"/>
         <w:spacing w:after="0"/>
       </w:pPr>
       <w:r>
@@ -10024,7 +10017,7 @@
     </w:p>
     <w:p>
       <w:pPr>
-        <w:shd w:fill="F2F2F2" w:val="clear"/>
+        <w:shd w:fill="F0F0E8" w:val="clear"/>
         <w:spacing w:after="0"/>
       </w:pPr>
       <w:r>
@@ -10038,7 +10031,7 @@
     </w:p>
     <w:p>
       <w:pPr>
-        <w:shd w:fill="F2F2F2" w:val="clear"/>
+        <w:shd w:fill="F0F0E8" w:val="clear"/>
         <w:spacing w:after="0"/>
       </w:pPr>
       <w:r>
@@ -10052,7 +10045,7 @@
     </w:p>
     <w:p>
       <w:pPr>
-        <w:shd w:fill="F2F2F2" w:val="clear"/>
+        <w:shd w:fill="F0F0E8" w:val="clear"/>
         <w:spacing w:after="0"/>
       </w:pPr>
       <w:r>
@@ -10066,7 +10059,7 @@
     </w:p>
     <w:p>
       <w:pPr>
-        <w:shd w:fill="F2F2F2" w:val="clear"/>
+        <w:shd w:fill="F0F0E8" w:val="clear"/>
         <w:spacing w:after="0"/>
       </w:pPr>
       <w:r>
@@ -10080,7 +10073,7 @@
     </w:p>
     <w:p>
       <w:pPr>
-        <w:shd w:fill="F2F2F2" w:val="clear"/>
+        <w:shd w:fill="F0F0E8" w:val="clear"/>
         <w:spacing w:after="0"/>
       </w:pPr>
       <w:r>
@@ -10094,7 +10087,7 @@
     </w:p>
     <w:p>
       <w:pPr>
-        <w:shd w:fill="F2F2F2" w:val="clear"/>
+        <w:shd w:fill="F0F0E8" w:val="clear"/>
         <w:spacing w:after="0"/>
       </w:pPr>
       <w:r>
@@ -10108,7 +10101,7 @@
     </w:p>
     <w:p>
       <w:pPr>
-        <w:shd w:fill="F2F2F2" w:val="clear"/>
+        <w:shd w:fill="F0F0E8" w:val="clear"/>
         <w:spacing w:after="0"/>
       </w:pPr>
       <w:r>
@@ -10122,7 +10115,7 @@
     </w:p>
     <w:p>
       <w:pPr>
-        <w:shd w:fill="F2F2F2" w:val="clear"/>
+        <w:shd w:fill="F0F0E8" w:val="clear"/>
         <w:spacing w:after="0"/>
       </w:pPr>
       <w:r>
@@ -10136,7 +10129,7 @@
     </w:p>
     <w:p>
       <w:pPr>
-        <w:shd w:fill="F2F2F2" w:val="clear"/>
+        <w:shd w:fill="F0F0E8" w:val="clear"/>
         <w:spacing w:after="0"/>
       </w:pPr>
       <w:r>
@@ -10150,7 +10143,7 @@
     </w:p>
     <w:p>
       <w:pPr>
-        <w:shd w:fill="F2F2F2" w:val="clear"/>
+        <w:shd w:fill="F0F0E8" w:val="clear"/>
         <w:spacing w:after="0"/>
       </w:pPr>
       <w:r>
@@ -10164,7 +10157,7 @@
     </w:p>
     <w:p>
       <w:pPr>
-        <w:shd w:fill="F2F2F2" w:val="clear"/>
+        <w:shd w:fill="F0F0E8" w:val="clear"/>
         <w:spacing w:after="0"/>
       </w:pPr>
       <w:r>
@@ -10178,7 +10171,7 @@
     </w:p>
     <w:p>
       <w:pPr>
-        <w:shd w:fill="F2F2F2" w:val="clear"/>
+        <w:shd w:fill="F0F0E8" w:val="clear"/>
         <w:spacing w:after="0"/>
       </w:pPr>
       <w:r>
@@ -10192,7 +10185,7 @@
     </w:p>
     <w:p>
       <w:pPr>
-        <w:shd w:fill="F2F2F2" w:val="clear"/>
+        <w:shd w:fill="F0F0E8" w:val="clear"/>
         <w:spacing w:after="0"/>
       </w:pPr>
       <w:r>
@@ -10206,7 +10199,7 @@
     </w:p>
     <w:p>
       <w:pPr>
-        <w:shd w:fill="F2F2F2" w:val="clear"/>
+        <w:shd w:fill="F0F0E8" w:val="clear"/>
         <w:spacing w:after="0"/>
       </w:pPr>
       <w:r>
@@ -10220,7 +10213,7 @@
     </w:p>
     <w:p>
       <w:pPr>
-        <w:shd w:fill="F2F2F2" w:val="clear"/>
+        <w:shd w:fill="F0F0E8" w:val="clear"/>
         <w:spacing w:after="0"/>
       </w:pPr>
       <w:r>
@@ -10234,7 +10227,7 @@
     </w:p>
     <w:p>
       <w:pPr>
-        <w:shd w:fill="F2F2F2" w:val="clear"/>
+        <w:shd w:fill="F0F0E8" w:val="clear"/>
         <w:spacing w:after="0"/>
       </w:pPr>
       <w:r>
@@ -10248,7 +10241,7 @@
     </w:p>
     <w:p>
       <w:pPr>
-        <w:shd w:fill="F2F2F2" w:val="clear"/>
+        <w:shd w:fill="F0F0E8" w:val="clear"/>
         <w:spacing w:after="0"/>
       </w:pPr>
       <w:r>
@@ -10262,7 +10255,7 @@
     </w:p>
     <w:p>
       <w:pPr>
-        <w:shd w:fill="F2F2F2" w:val="clear"/>
+        <w:shd w:fill="F0F0E8" w:val="clear"/>
         <w:spacing w:after="0"/>
       </w:pPr>
       <w:r>
@@ -10276,7 +10269,7 @@
     </w:p>
     <w:p>
       <w:pPr>
-        <w:shd w:fill="F2F2F2" w:val="clear"/>
+        <w:shd w:fill="F0F0E8" w:val="clear"/>
         <w:spacing w:after="0"/>
       </w:pPr>
       <w:r>
@@ -10290,7 +10283,7 @@
     </w:p>
     <w:p>
       <w:pPr>
-        <w:shd w:fill="F2F2F2" w:val="clear"/>
+        <w:shd w:fill="F0F0E8" w:val="clear"/>
         <w:spacing w:after="0"/>
       </w:pPr>
       <w:r>
@@ -10304,7 +10297,7 @@
     </w:p>
     <w:p>
       <w:pPr>
-        <w:shd w:fill="F2F2F2" w:val="clear"/>
+        <w:shd w:fill="F0F0E8" w:val="clear"/>
         <w:spacing w:after="0"/>
       </w:pPr>
       <w:r>
@@ -10325,7 +10318,6 @@
       </w:r>
     </w:p>
     <w:sectPr>
-      <w:footerReference w:type="default" r:id="rId7"/>
       <w:pgSz w:w="12240" w:h="15840" w:orient="portrait"/>
       <w:pgMar w:top="1440" w:right="1440" w:bottom="1440" w:left="1440" w:header="708" w:footer="708" w:gutter="0"/>
       <w:pgNumType/>
@@ -10374,25 +10366,6 @@
     </w:p>
   </w:endnote>
 </w:endnotes>
-</file>
-
-<file path=word/footer1.xml><?xml version="1.0" encoding="utf-8"?>
-<w:ftr xmlns:wpc="http://schemas.microsoft.com/office/word/2010/wordprocessingCanvas" xmlns:mc="http://schemas.openxmlformats.org/markup-compatibility/2006" xmlns:o="urn:schemas-microsoft-com:office:office" xmlns:r="http://schemas.openxmlformats.org/officeDocument/2006/relationships" xmlns:m="http://schemas.openxmlformats.org/officeDocument/2006/math" xmlns:v="urn:schemas-microsoft-com:vml" xmlns:wp14="http://schemas.microsoft.com/office/word/2010/wordprocessingDrawing" xmlns:wp="http://schemas.openxmlformats.org/drawingml/2006/wordprocessingDrawing" xmlns:w10="urn:schemas-microsoft-com:office:word" xmlns:w="http://schemas.openxmlformats.org/wordprocessingml/2006/main" xmlns:w14="http://schemas.microsoft.com/office/word/2010/wordml" xmlns:w15="http://schemas.microsoft.com/office/word/2012/wordml" xmlns:wpg="http://schemas.microsoft.com/office/word/2010/wordprocessingGroup" xmlns:wpi="http://schemas.microsoft.com/office/word/2010/wordprocessingInk" xmlns:wne="http://schemas.microsoft.com/office/word/2006/wordml" xmlns:wps="http://schemas.microsoft.com/office/word/2010/wordprocessingShape">
-  <w:p>
-    <w:pPr>
-      <w:jc w:val="center"/>
-    </w:pPr>
-    <w:r>
-      <w:t xml:space="preserve">Page </w:t>
-    </w:r>
-    <w:r>
-      <w:fldChar w:fldCharType="begin"/>
-      <w:instrText xml:space="preserve">PAGE</w:instrText>
-      <w:fldChar w:fldCharType="separate"/>
-      <w:fldChar w:fldCharType="end"/>
-    </w:r>
-  </w:p>
-</w:ftr>
 </file>
 
 <file path=word/footnotes.xml><?xml version="1.0" encoding="utf-8"?>
@@ -10550,7 +10523,7 @@
   <w:docDefaults>
     <w:rPrDefault>
       <w:rPr>
-        <w:rFonts w:ascii="Arial" w:cs="Arial" w:eastAsia="Arial" w:hAnsi="Arial"/>
+        <w:rFonts w:ascii="Calibri" w:cs="Calibri" w:eastAsia="Calibri" w:hAnsi="Calibri"/>
         <w:sz w:val="22"/>
         <w:szCs w:val="22"/>
       </w:rPr>
@@ -10737,7 +10710,7 @@
       <w:spacing w:after="120"/>
     </w:pPr>
     <w:rPr>
-      <w:rFonts w:ascii="Arial" w:cs="Arial" w:eastAsia="Arial" w:hAnsi="Arial"/>
+      <w:rFonts w:ascii="Calibri" w:cs="Calibri" w:eastAsia="Calibri" w:hAnsi="Calibri"/>
       <w:b/>
       <w:bCs/>
       <w:sz w:val="44"/>
@@ -10754,7 +10727,7 @@
       <w:outlineLvl w:val="0"/>
     </w:pPr>
     <w:rPr>
-      <w:rFonts w:ascii="Arial" w:cs="Arial" w:eastAsia="Arial" w:hAnsi="Arial"/>
+      <w:rFonts w:ascii="Calibri" w:cs="Calibri" w:eastAsia="Calibri" w:hAnsi="Calibri"/>
       <w:b/>
       <w:bCs/>
       <w:color w:val="2E74B5"/>
